--- a/CS SEMINAR/New folder/APPLICATION OF ICT IN TEACHING AND LEARNING.docx
+++ b/CS SEMINAR/New folder/APPLICATION OF ICT IN TEACHING AND LEARNING.docx
@@ -4,6 +4,578 @@
   <w:body>
     <w:p>
       <w:pPr>
+        <w:spacing w:after="0" w:line="240" w:lineRule="auto"/>
+        <w:jc w:val="center"/>
+        <w:rPr>
+          <w:rFonts w:ascii="Times New Roman" w:hAnsi="Times New Roman" w:cs="Times New Roman"/>
+          <w:b/>
+          <w:sz w:val="28"/>
+          <w:szCs w:val="28"/>
+        </w:rPr>
+      </w:pPr>
+      <w:r>
+        <w:rPr>
+          <w:rFonts w:ascii="Times New Roman" w:hAnsi="Times New Roman" w:cs="Times New Roman"/>
+          <w:b/>
+          <w:sz w:val="28"/>
+          <w:szCs w:val="28"/>
+        </w:rPr>
+        <w:t>APPLICATION</w:t>
+      </w:r>
+      <w:r>
+        <w:rPr>
+          <w:rFonts w:ascii="Times New Roman" w:hAnsi="Times New Roman" w:cs="Times New Roman"/>
+          <w:b/>
+          <w:sz w:val="28"/>
+          <w:szCs w:val="28"/>
+        </w:rPr>
+        <w:t xml:space="preserve"> OF I</w:t>
+      </w:r>
+      <w:r>
+        <w:rPr>
+          <w:rFonts w:ascii="Times New Roman" w:hAnsi="Times New Roman" w:cs="Times New Roman"/>
+          <w:b/>
+          <w:sz w:val="28"/>
+          <w:szCs w:val="28"/>
+        </w:rPr>
+        <w:t>NFORMATION COMMUNICATION TECHNNOLOGY</w:t>
+      </w:r>
+      <w:r>
+        <w:rPr>
+          <w:rFonts w:ascii="Times New Roman" w:hAnsi="Times New Roman" w:cs="Times New Roman"/>
+          <w:b/>
+          <w:sz w:val="28"/>
+          <w:szCs w:val="28"/>
+        </w:rPr>
+        <w:t xml:space="preserve"> </w:t>
+      </w:r>
+      <w:r>
+        <w:rPr>
+          <w:rFonts w:ascii="Times New Roman" w:hAnsi="Times New Roman" w:cs="Times New Roman"/>
+          <w:b/>
+          <w:sz w:val="28"/>
+          <w:szCs w:val="28"/>
+        </w:rPr>
+        <w:t xml:space="preserve">(ICT) </w:t>
+      </w:r>
+      <w:r>
+        <w:rPr>
+          <w:rFonts w:ascii="Times New Roman" w:hAnsi="Times New Roman" w:cs="Times New Roman"/>
+          <w:b/>
+          <w:sz w:val="28"/>
+          <w:szCs w:val="28"/>
+        </w:rPr>
+        <w:t>IN TEACHING AND LEARNING</w:t>
+      </w:r>
+    </w:p>
+    <w:p>
+      <w:pPr>
+        <w:spacing w:after="0" w:line="240" w:lineRule="auto"/>
+        <w:jc w:val="center"/>
+        <w:rPr>
+          <w:rFonts w:ascii="Times New Roman" w:hAnsi="Times New Roman" w:cs="Times New Roman"/>
+          <w:b/>
+          <w:sz w:val="28"/>
+          <w:szCs w:val="28"/>
+        </w:rPr>
+      </w:pPr>
+    </w:p>
+    <w:p>
+      <w:pPr>
+        <w:spacing w:after="0" w:line="240" w:lineRule="auto"/>
+        <w:jc w:val="center"/>
+        <w:rPr>
+          <w:rFonts w:ascii="Times New Roman" w:hAnsi="Times New Roman" w:cs="Times New Roman"/>
+          <w:b/>
+          <w:sz w:val="28"/>
+          <w:szCs w:val="28"/>
+        </w:rPr>
+      </w:pPr>
+    </w:p>
+    <w:p>
+      <w:pPr>
+        <w:spacing w:after="0" w:line="240" w:lineRule="auto"/>
+        <w:jc w:val="center"/>
+        <w:rPr>
+          <w:rFonts w:ascii="Times New Roman" w:hAnsi="Times New Roman" w:cs="Times New Roman"/>
+          <w:b/>
+          <w:sz w:val="28"/>
+          <w:szCs w:val="28"/>
+        </w:rPr>
+      </w:pPr>
+    </w:p>
+    <w:p>
+      <w:pPr>
+        <w:spacing w:after="0" w:line="240" w:lineRule="auto"/>
+        <w:jc w:val="center"/>
+        <w:rPr>
+          <w:rFonts w:ascii="Times New Roman" w:hAnsi="Times New Roman" w:cs="Times New Roman"/>
+          <w:b/>
+          <w:sz w:val="28"/>
+          <w:szCs w:val="28"/>
+        </w:rPr>
+      </w:pPr>
+    </w:p>
+    <w:p>
+      <w:pPr>
+        <w:spacing w:after="0" w:line="240" w:lineRule="auto"/>
+        <w:jc w:val="center"/>
+        <w:rPr>
+          <w:rFonts w:ascii="Times New Roman" w:hAnsi="Times New Roman" w:cs="Times New Roman"/>
+          <w:b/>
+          <w:sz w:val="28"/>
+          <w:szCs w:val="28"/>
+        </w:rPr>
+      </w:pPr>
+    </w:p>
+    <w:p>
+      <w:pPr>
+        <w:spacing w:after="0" w:line="240" w:lineRule="auto"/>
+        <w:jc w:val="center"/>
+        <w:rPr>
+          <w:rFonts w:ascii="Times New Roman" w:hAnsi="Times New Roman" w:cs="Times New Roman"/>
+          <w:b/>
+          <w:sz w:val="28"/>
+          <w:szCs w:val="28"/>
+        </w:rPr>
+      </w:pPr>
+    </w:p>
+    <w:p>
+      <w:pPr>
+        <w:spacing w:after="0" w:line="240" w:lineRule="auto"/>
+        <w:jc w:val="center"/>
+        <w:rPr>
+          <w:rFonts w:ascii="Times New Roman" w:hAnsi="Times New Roman" w:cs="Times New Roman"/>
+          <w:b/>
+          <w:sz w:val="28"/>
+          <w:szCs w:val="28"/>
+        </w:rPr>
+      </w:pPr>
+    </w:p>
+    <w:p>
+      <w:pPr>
+        <w:spacing w:after="0" w:line="240" w:lineRule="auto"/>
+        <w:jc w:val="center"/>
+        <w:rPr>
+          <w:rFonts w:ascii="Times New Roman" w:hAnsi="Times New Roman" w:cs="Times New Roman"/>
+          <w:b/>
+          <w:sz w:val="28"/>
+          <w:szCs w:val="28"/>
+        </w:rPr>
+      </w:pPr>
+    </w:p>
+    <w:p>
+      <w:pPr>
+        <w:spacing w:after="0" w:line="240" w:lineRule="auto"/>
+        <w:jc w:val="center"/>
+        <w:rPr>
+          <w:rFonts w:ascii="Times New Roman" w:hAnsi="Times New Roman" w:cs="Times New Roman"/>
+          <w:b/>
+          <w:sz w:val="28"/>
+          <w:szCs w:val="28"/>
+        </w:rPr>
+      </w:pPr>
+      <w:r>
+        <w:rPr>
+          <w:rFonts w:ascii="Times New Roman" w:hAnsi="Times New Roman" w:cs="Times New Roman"/>
+          <w:b/>
+          <w:sz w:val="28"/>
+          <w:szCs w:val="28"/>
+        </w:rPr>
+        <w:t>BY</w:t>
+      </w:r>
+    </w:p>
+    <w:p>
+      <w:pPr>
+        <w:spacing w:after="0" w:line="240" w:lineRule="auto"/>
+        <w:jc w:val="center"/>
+        <w:rPr>
+          <w:rFonts w:ascii="Times New Roman" w:hAnsi="Times New Roman" w:cs="Times New Roman"/>
+          <w:b/>
+          <w:sz w:val="28"/>
+          <w:szCs w:val="28"/>
+        </w:rPr>
+      </w:pPr>
+    </w:p>
+    <w:p>
+      <w:pPr>
+        <w:spacing w:after="0" w:line="240" w:lineRule="auto"/>
+        <w:jc w:val="center"/>
+        <w:rPr>
+          <w:rFonts w:ascii="Times New Roman" w:hAnsi="Times New Roman" w:cs="Times New Roman"/>
+          <w:b/>
+          <w:sz w:val="28"/>
+          <w:szCs w:val="28"/>
+        </w:rPr>
+      </w:pPr>
+    </w:p>
+    <w:p>
+      <w:pPr>
+        <w:spacing w:after="0" w:line="240" w:lineRule="auto"/>
+        <w:jc w:val="center"/>
+        <w:rPr>
+          <w:rFonts w:ascii="Times New Roman" w:hAnsi="Times New Roman" w:cs="Times New Roman"/>
+          <w:b/>
+          <w:sz w:val="28"/>
+          <w:szCs w:val="28"/>
+        </w:rPr>
+      </w:pPr>
+    </w:p>
+    <w:p>
+      <w:pPr>
+        <w:spacing w:after="0" w:line="240" w:lineRule="auto"/>
+        <w:jc w:val="center"/>
+        <w:rPr>
+          <w:rFonts w:ascii="Times New Roman" w:hAnsi="Times New Roman" w:cs="Times New Roman"/>
+          <w:b/>
+          <w:sz w:val="28"/>
+          <w:szCs w:val="28"/>
+        </w:rPr>
+      </w:pPr>
+    </w:p>
+    <w:p>
+      <w:pPr>
+        <w:spacing w:after="0" w:line="240" w:lineRule="auto"/>
+        <w:jc w:val="center"/>
+        <w:rPr>
+          <w:rFonts w:ascii="Times New Roman" w:hAnsi="Times New Roman" w:cs="Times New Roman"/>
+          <w:b/>
+          <w:sz w:val="28"/>
+          <w:szCs w:val="28"/>
+        </w:rPr>
+      </w:pPr>
+    </w:p>
+    <w:p>
+      <w:pPr>
+        <w:spacing w:after="0" w:line="240" w:lineRule="auto"/>
+        <w:jc w:val="center"/>
+        <w:rPr>
+          <w:rFonts w:ascii="Times New Roman" w:hAnsi="Times New Roman" w:cs="Times New Roman"/>
+          <w:b/>
+          <w:sz w:val="28"/>
+          <w:szCs w:val="28"/>
+        </w:rPr>
+      </w:pPr>
+      <w:r>
+        <w:rPr>
+          <w:rFonts w:ascii="Times New Roman" w:hAnsi="Times New Roman" w:cs="Times New Roman"/>
+          <w:b/>
+          <w:sz w:val="28"/>
+          <w:szCs w:val="28"/>
+        </w:rPr>
+        <w:t>MUBARAQ IBRAHIM</w:t>
+      </w:r>
+    </w:p>
+    <w:p>
+      <w:pPr>
+        <w:spacing w:after="0" w:line="240" w:lineRule="auto"/>
+        <w:jc w:val="center"/>
+        <w:rPr>
+          <w:rFonts w:ascii="Times New Roman" w:hAnsi="Times New Roman" w:cs="Times New Roman"/>
+          <w:b/>
+          <w:sz w:val="28"/>
+          <w:szCs w:val="28"/>
+        </w:rPr>
+      </w:pPr>
+      <w:r>
+        <w:rPr>
+          <w:rFonts w:ascii="Times New Roman" w:hAnsi="Times New Roman" w:cs="Times New Roman"/>
+          <w:b/>
+          <w:sz w:val="28"/>
+          <w:szCs w:val="28"/>
+        </w:rPr>
+        <w:t>ST/CS/ND/</w:t>
+      </w:r>
+      <w:r>
+        <w:rPr>
+          <w:rFonts w:ascii="Times New Roman" w:hAnsi="Times New Roman" w:cs="Times New Roman"/>
+          <w:b/>
+          <w:sz w:val="28"/>
+          <w:szCs w:val="28"/>
+        </w:rPr>
+        <w:t>23/041</w:t>
+      </w:r>
+    </w:p>
+    <w:p>
+      <w:pPr>
+        <w:spacing w:after="0" w:line="240" w:lineRule="auto"/>
+        <w:jc w:val="center"/>
+        <w:rPr>
+          <w:rFonts w:ascii="Times New Roman" w:hAnsi="Times New Roman" w:cs="Times New Roman"/>
+          <w:b/>
+          <w:sz w:val="28"/>
+          <w:szCs w:val="28"/>
+        </w:rPr>
+      </w:pPr>
+    </w:p>
+    <w:p>
+      <w:pPr>
+        <w:spacing w:after="0" w:line="240" w:lineRule="auto"/>
+        <w:jc w:val="center"/>
+        <w:rPr>
+          <w:rFonts w:ascii="Times New Roman" w:hAnsi="Times New Roman" w:cs="Times New Roman"/>
+          <w:b/>
+          <w:sz w:val="28"/>
+          <w:szCs w:val="28"/>
+        </w:rPr>
+      </w:pPr>
+      <w:r>
+        <w:rPr>
+          <w:rFonts w:ascii="Times New Roman" w:hAnsi="Times New Roman" w:cs="Times New Roman"/>
+          <w:b/>
+          <w:sz w:val="28"/>
+          <w:szCs w:val="28"/>
+        </w:rPr>
+        <w:t>VICTOR BITRUS</w:t>
+      </w:r>
+    </w:p>
+    <w:p>
+      <w:pPr>
+        <w:spacing w:after="0" w:line="240" w:lineRule="auto"/>
+        <w:jc w:val="center"/>
+        <w:rPr>
+          <w:rFonts w:ascii="Times New Roman" w:hAnsi="Times New Roman" w:cs="Times New Roman"/>
+          <w:b/>
+          <w:sz w:val="28"/>
+          <w:szCs w:val="28"/>
+        </w:rPr>
+      </w:pPr>
+      <w:r>
+        <w:rPr>
+          <w:rFonts w:ascii="Times New Roman" w:hAnsi="Times New Roman" w:cs="Times New Roman"/>
+          <w:b/>
+          <w:sz w:val="28"/>
+          <w:szCs w:val="28"/>
+        </w:rPr>
+        <w:t>ST/CS/ND/</w:t>
+      </w:r>
+      <w:r>
+        <w:rPr>
+          <w:rFonts w:ascii="Times New Roman" w:hAnsi="Times New Roman" w:cs="Times New Roman"/>
+          <w:b/>
+          <w:sz w:val="28"/>
+          <w:szCs w:val="28"/>
+        </w:rPr>
+        <w:t>23/061</w:t>
+      </w:r>
+    </w:p>
+    <w:p>
+      <w:pPr>
+        <w:spacing w:after="0" w:line="240" w:lineRule="auto"/>
+        <w:jc w:val="center"/>
+        <w:rPr>
+          <w:rFonts w:ascii="Times New Roman" w:hAnsi="Times New Roman" w:cs="Times New Roman"/>
+          <w:b/>
+          <w:sz w:val="28"/>
+          <w:szCs w:val="28"/>
+        </w:rPr>
+      </w:pPr>
+    </w:p>
+    <w:p>
+      <w:pPr>
+        <w:spacing w:after="0" w:line="240" w:lineRule="auto"/>
+        <w:jc w:val="center"/>
+        <w:rPr>
+          <w:rFonts w:ascii="Times New Roman" w:hAnsi="Times New Roman" w:cs="Times New Roman"/>
+          <w:b/>
+          <w:sz w:val="28"/>
+          <w:szCs w:val="28"/>
+        </w:rPr>
+      </w:pPr>
+    </w:p>
+    <w:p>
+      <w:pPr>
+        <w:spacing w:after="0" w:line="240" w:lineRule="auto"/>
+        <w:jc w:val="center"/>
+        <w:rPr>
+          <w:rFonts w:ascii="Times New Roman" w:hAnsi="Times New Roman" w:cs="Times New Roman"/>
+          <w:b/>
+          <w:sz w:val="28"/>
+          <w:szCs w:val="28"/>
+        </w:rPr>
+      </w:pPr>
+    </w:p>
+    <w:p>
+      <w:pPr>
+        <w:spacing w:after="0" w:line="240" w:lineRule="auto"/>
+        <w:jc w:val="center"/>
+        <w:rPr>
+          <w:rFonts w:ascii="Times New Roman" w:hAnsi="Times New Roman" w:cs="Times New Roman"/>
+          <w:b/>
+          <w:sz w:val="28"/>
+          <w:szCs w:val="28"/>
+        </w:rPr>
+      </w:pPr>
+    </w:p>
+    <w:p>
+      <w:pPr>
+        <w:spacing w:after="0" w:line="240" w:lineRule="auto"/>
+        <w:jc w:val="center"/>
+        <w:rPr>
+          <w:rFonts w:ascii="Times New Roman" w:hAnsi="Times New Roman" w:cs="Times New Roman"/>
+          <w:b/>
+          <w:sz w:val="28"/>
+          <w:szCs w:val="28"/>
+        </w:rPr>
+      </w:pPr>
+    </w:p>
+    <w:p>
+      <w:pPr>
+        <w:spacing w:after="0" w:line="240" w:lineRule="auto"/>
+        <w:jc w:val="center"/>
+        <w:rPr>
+          <w:rFonts w:ascii="Times New Roman" w:hAnsi="Times New Roman" w:cs="Times New Roman"/>
+          <w:b/>
+          <w:sz w:val="28"/>
+          <w:szCs w:val="28"/>
+        </w:rPr>
+      </w:pPr>
+    </w:p>
+    <w:p>
+      <w:pPr>
+        <w:spacing w:after="0" w:line="240" w:lineRule="auto"/>
+        <w:jc w:val="center"/>
+        <w:rPr>
+          <w:rFonts w:ascii="Times New Roman" w:hAnsi="Times New Roman" w:cs="Times New Roman"/>
+          <w:b/>
+          <w:sz w:val="28"/>
+          <w:szCs w:val="28"/>
+        </w:rPr>
+      </w:pPr>
+    </w:p>
+    <w:p>
+      <w:pPr>
+        <w:spacing w:after="0" w:line="240" w:lineRule="auto"/>
+        <w:jc w:val="center"/>
+        <w:rPr>
+          <w:rFonts w:ascii="Times New Roman" w:hAnsi="Times New Roman" w:cs="Times New Roman"/>
+          <w:b/>
+          <w:sz w:val="28"/>
+          <w:szCs w:val="28"/>
+        </w:rPr>
+      </w:pPr>
+    </w:p>
+    <w:p>
+      <w:pPr>
+        <w:spacing w:after="0" w:line="240" w:lineRule="auto"/>
+        <w:jc w:val="center"/>
+        <w:rPr>
+          <w:rFonts w:ascii="Times New Roman" w:hAnsi="Times New Roman" w:cs="Times New Roman"/>
+          <w:b/>
+          <w:sz w:val="28"/>
+          <w:szCs w:val="28"/>
+        </w:rPr>
+      </w:pPr>
+      <w:r>
+        <w:rPr>
+          <w:rFonts w:ascii="Times New Roman" w:hAnsi="Times New Roman" w:cs="Times New Roman"/>
+          <w:b/>
+          <w:sz w:val="28"/>
+          <w:szCs w:val="28"/>
+        </w:rPr>
+        <w:t xml:space="preserve">A SEMINAR PRESENTED TO </w:t>
+      </w:r>
+    </w:p>
+    <w:p>
+      <w:pPr>
+        <w:spacing w:after="0" w:line="240" w:lineRule="auto"/>
+        <w:jc w:val="center"/>
+        <w:rPr>
+          <w:rFonts w:ascii="Times New Roman" w:hAnsi="Times New Roman" w:cs="Times New Roman"/>
+          <w:b/>
+          <w:sz w:val="28"/>
+          <w:szCs w:val="28"/>
+        </w:rPr>
+      </w:pPr>
+      <w:r>
+        <w:rPr>
+          <w:rFonts w:ascii="Times New Roman" w:hAnsi="Times New Roman" w:cs="Times New Roman"/>
+          <w:b/>
+          <w:sz w:val="28"/>
+          <w:szCs w:val="28"/>
+        </w:rPr>
+        <w:t>THE DEPARTMENT O</w:t>
+      </w:r>
+      <w:bookmarkStart w:id="0" w:name="_GoBack"/>
+      <w:bookmarkEnd w:id="0"/>
+      <w:r>
+        <w:rPr>
+          <w:rFonts w:ascii="Times New Roman" w:hAnsi="Times New Roman" w:cs="Times New Roman"/>
+          <w:b/>
+          <w:sz w:val="28"/>
+          <w:szCs w:val="28"/>
+        </w:rPr>
+        <w:t>F COMPUTER SCIENCE</w:t>
+      </w:r>
+      <w:r>
+        <w:rPr>
+          <w:rFonts w:ascii="Times New Roman" w:hAnsi="Times New Roman" w:cs="Times New Roman"/>
+          <w:b/>
+          <w:sz w:val="28"/>
+          <w:szCs w:val="28"/>
+        </w:rPr>
+        <w:t>,</w:t>
+      </w:r>
+      <w:r>
+        <w:rPr>
+          <w:rFonts w:ascii="Times New Roman" w:hAnsi="Times New Roman" w:cs="Times New Roman"/>
+          <w:b/>
+          <w:sz w:val="28"/>
+          <w:szCs w:val="28"/>
+        </w:rPr>
+        <w:t xml:space="preserve"> </w:t>
+      </w:r>
+    </w:p>
+    <w:p>
+      <w:pPr>
+        <w:spacing w:after="0" w:line="240" w:lineRule="auto"/>
+        <w:jc w:val="center"/>
+        <w:rPr>
+          <w:rFonts w:ascii="Times New Roman" w:hAnsi="Times New Roman" w:cs="Times New Roman"/>
+          <w:b/>
+          <w:sz w:val="28"/>
+          <w:szCs w:val="28"/>
+        </w:rPr>
+      </w:pPr>
+      <w:r>
+        <w:rPr>
+          <w:rFonts w:ascii="Times New Roman" w:hAnsi="Times New Roman" w:cs="Times New Roman"/>
+          <w:b/>
+          <w:sz w:val="28"/>
+          <w:szCs w:val="28"/>
+        </w:rPr>
+        <w:t>SCHOOL OF SCIENCE AND TECHNOLOGY</w:t>
+      </w:r>
+      <w:r>
+        <w:rPr>
+          <w:rFonts w:ascii="Times New Roman" w:hAnsi="Times New Roman" w:cs="Times New Roman"/>
+          <w:b/>
+          <w:sz w:val="28"/>
+          <w:szCs w:val="28"/>
+        </w:rPr>
+        <w:t>,</w:t>
+      </w:r>
+      <w:r>
+        <w:rPr>
+          <w:rFonts w:ascii="Times New Roman" w:hAnsi="Times New Roman" w:cs="Times New Roman"/>
+          <w:b/>
+          <w:sz w:val="28"/>
+          <w:szCs w:val="28"/>
+        </w:rPr>
+        <w:t xml:space="preserve"> FEDERAL POLYTECHNIC, MUBI ADAMAWA STATE</w:t>
+      </w:r>
+      <w:r>
+        <w:rPr>
+          <w:rFonts w:ascii="Times New Roman" w:hAnsi="Times New Roman" w:cs="Times New Roman"/>
+          <w:b/>
+          <w:sz w:val="28"/>
+          <w:szCs w:val="28"/>
+        </w:rPr>
+        <w:t>, NIGERIA</w:t>
+      </w:r>
+    </w:p>
+    <w:p>
+      <w:pPr>
         <w:spacing w:after="0" w:line="360" w:lineRule="auto"/>
         <w:jc w:val="center"/>
         <w:rPr>
@@ -13,492 +585,6 @@
           <w:szCs w:val="28"/>
         </w:rPr>
       </w:pPr>
-      <w:r>
-        <w:rPr>
-          <w:rFonts w:ascii="Times New Roman" w:hAnsi="Times New Roman" w:cs="Times New Roman"/>
-          <w:b/>
-          <w:sz w:val="28"/>
-          <w:szCs w:val="28"/>
-        </w:rPr>
-        <w:t>APPLICATION</w:t>
-      </w:r>
-      <w:r>
-        <w:rPr>
-          <w:rFonts w:ascii="Times New Roman" w:hAnsi="Times New Roman" w:cs="Times New Roman"/>
-          <w:b/>
-          <w:sz w:val="28"/>
-          <w:szCs w:val="28"/>
-        </w:rPr>
-        <w:t xml:space="preserve"> OF I</w:t>
-      </w:r>
-      <w:r>
-        <w:rPr>
-          <w:rFonts w:ascii="Times New Roman" w:hAnsi="Times New Roman" w:cs="Times New Roman"/>
-          <w:b/>
-          <w:sz w:val="28"/>
-          <w:szCs w:val="28"/>
-        </w:rPr>
-        <w:t>NFORMATION COMMUNICATION TECHNNOLOGY</w:t>
-      </w:r>
-      <w:r>
-        <w:rPr>
-          <w:rFonts w:ascii="Times New Roman" w:hAnsi="Times New Roman" w:cs="Times New Roman"/>
-          <w:b/>
-          <w:sz w:val="28"/>
-          <w:szCs w:val="28"/>
-        </w:rPr>
-        <w:t xml:space="preserve"> </w:t>
-      </w:r>
-      <w:r>
-        <w:rPr>
-          <w:rFonts w:ascii="Times New Roman" w:hAnsi="Times New Roman" w:cs="Times New Roman"/>
-          <w:b/>
-          <w:sz w:val="28"/>
-          <w:szCs w:val="28"/>
-        </w:rPr>
-        <w:t xml:space="preserve">(ICT) </w:t>
-      </w:r>
-      <w:r>
-        <w:rPr>
-          <w:rFonts w:ascii="Times New Roman" w:hAnsi="Times New Roman" w:cs="Times New Roman"/>
-          <w:b/>
-          <w:sz w:val="28"/>
-          <w:szCs w:val="28"/>
-        </w:rPr>
-        <w:t>IN TEACHING AND LEARNING</w:t>
-      </w:r>
-    </w:p>
-    <w:p>
-      <w:pPr>
-        <w:spacing w:after="0" w:line="240" w:lineRule="auto"/>
-        <w:jc w:val="center"/>
-        <w:rPr>
-          <w:rFonts w:ascii="Times New Roman" w:hAnsi="Times New Roman" w:cs="Times New Roman"/>
-          <w:b/>
-          <w:sz w:val="28"/>
-          <w:szCs w:val="28"/>
-        </w:rPr>
-      </w:pPr>
-    </w:p>
-    <w:p>
-      <w:pPr>
-        <w:spacing w:after="0" w:line="240" w:lineRule="auto"/>
-        <w:jc w:val="center"/>
-        <w:rPr>
-          <w:rFonts w:ascii="Times New Roman" w:hAnsi="Times New Roman" w:cs="Times New Roman"/>
-          <w:b/>
-          <w:sz w:val="28"/>
-          <w:szCs w:val="28"/>
-        </w:rPr>
-      </w:pPr>
-    </w:p>
-    <w:p>
-      <w:pPr>
-        <w:spacing w:after="0" w:line="240" w:lineRule="auto"/>
-        <w:jc w:val="center"/>
-        <w:rPr>
-          <w:rFonts w:ascii="Times New Roman" w:hAnsi="Times New Roman" w:cs="Times New Roman"/>
-          <w:b/>
-          <w:sz w:val="28"/>
-          <w:szCs w:val="28"/>
-        </w:rPr>
-      </w:pPr>
-    </w:p>
-    <w:p>
-      <w:pPr>
-        <w:spacing w:after="0" w:line="240" w:lineRule="auto"/>
-        <w:jc w:val="center"/>
-        <w:rPr>
-          <w:rFonts w:ascii="Times New Roman" w:hAnsi="Times New Roman" w:cs="Times New Roman"/>
-          <w:b/>
-          <w:sz w:val="28"/>
-          <w:szCs w:val="28"/>
-        </w:rPr>
-      </w:pPr>
-    </w:p>
-    <w:p>
-      <w:pPr>
-        <w:spacing w:after="0" w:line="240" w:lineRule="auto"/>
-        <w:jc w:val="center"/>
-        <w:rPr>
-          <w:rFonts w:ascii="Times New Roman" w:hAnsi="Times New Roman" w:cs="Times New Roman"/>
-          <w:b/>
-          <w:sz w:val="28"/>
-          <w:szCs w:val="28"/>
-        </w:rPr>
-      </w:pPr>
-    </w:p>
-    <w:p>
-      <w:pPr>
-        <w:spacing w:after="0" w:line="240" w:lineRule="auto"/>
-        <w:jc w:val="center"/>
-        <w:rPr>
-          <w:rFonts w:ascii="Times New Roman" w:hAnsi="Times New Roman" w:cs="Times New Roman"/>
-          <w:b/>
-          <w:sz w:val="28"/>
-          <w:szCs w:val="28"/>
-        </w:rPr>
-      </w:pPr>
-    </w:p>
-    <w:p>
-      <w:pPr>
-        <w:spacing w:after="0" w:line="240" w:lineRule="auto"/>
-        <w:jc w:val="center"/>
-        <w:rPr>
-          <w:rFonts w:ascii="Times New Roman" w:hAnsi="Times New Roman" w:cs="Times New Roman"/>
-          <w:b/>
-          <w:sz w:val="28"/>
-          <w:szCs w:val="28"/>
-        </w:rPr>
-      </w:pPr>
-      <w:r>
-        <w:rPr>
-          <w:rFonts w:ascii="Times New Roman" w:hAnsi="Times New Roman" w:cs="Times New Roman"/>
-          <w:b/>
-          <w:sz w:val="28"/>
-          <w:szCs w:val="28"/>
-        </w:rPr>
-        <w:t>BY</w:t>
-      </w:r>
-    </w:p>
-    <w:p>
-      <w:pPr>
-        <w:spacing w:after="0" w:line="240" w:lineRule="auto"/>
-        <w:jc w:val="center"/>
-        <w:rPr>
-          <w:rFonts w:ascii="Times New Roman" w:hAnsi="Times New Roman" w:cs="Times New Roman"/>
-          <w:b/>
-          <w:sz w:val="28"/>
-          <w:szCs w:val="28"/>
-        </w:rPr>
-      </w:pPr>
-    </w:p>
-    <w:p>
-      <w:pPr>
-        <w:spacing w:after="0" w:line="240" w:lineRule="auto"/>
-        <w:jc w:val="center"/>
-        <w:rPr>
-          <w:rFonts w:ascii="Times New Roman" w:hAnsi="Times New Roman" w:cs="Times New Roman"/>
-          <w:b/>
-          <w:sz w:val="28"/>
-          <w:szCs w:val="28"/>
-        </w:rPr>
-      </w:pPr>
-    </w:p>
-    <w:p>
-      <w:pPr>
-        <w:spacing w:after="0" w:line="240" w:lineRule="auto"/>
-        <w:jc w:val="center"/>
-        <w:rPr>
-          <w:rFonts w:ascii="Times New Roman" w:hAnsi="Times New Roman" w:cs="Times New Roman"/>
-          <w:b/>
-          <w:sz w:val="28"/>
-          <w:szCs w:val="28"/>
-        </w:rPr>
-      </w:pPr>
-    </w:p>
-    <w:p>
-      <w:pPr>
-        <w:spacing w:after="0" w:line="240" w:lineRule="auto"/>
-        <w:jc w:val="center"/>
-        <w:rPr>
-          <w:rFonts w:ascii="Times New Roman" w:hAnsi="Times New Roman" w:cs="Times New Roman"/>
-          <w:b/>
-          <w:sz w:val="28"/>
-          <w:szCs w:val="28"/>
-        </w:rPr>
-      </w:pPr>
-    </w:p>
-    <w:p>
-      <w:pPr>
-        <w:spacing w:after="0" w:line="240" w:lineRule="auto"/>
-        <w:jc w:val="center"/>
-        <w:rPr>
-          <w:rFonts w:ascii="Times New Roman" w:hAnsi="Times New Roman" w:cs="Times New Roman"/>
-          <w:b/>
-          <w:sz w:val="28"/>
-          <w:szCs w:val="28"/>
-        </w:rPr>
-      </w:pPr>
-    </w:p>
-    <w:p>
-      <w:pPr>
-        <w:spacing w:after="0" w:line="240" w:lineRule="auto"/>
-        <w:jc w:val="center"/>
-        <w:rPr>
-          <w:rFonts w:ascii="Times New Roman" w:hAnsi="Times New Roman" w:cs="Times New Roman"/>
-          <w:b/>
-          <w:sz w:val="28"/>
-          <w:szCs w:val="28"/>
-        </w:rPr>
-      </w:pPr>
-    </w:p>
-    <w:p>
-      <w:pPr>
-        <w:spacing w:after="0" w:line="240" w:lineRule="auto"/>
-        <w:jc w:val="center"/>
-        <w:rPr>
-          <w:rFonts w:ascii="Times New Roman" w:hAnsi="Times New Roman" w:cs="Times New Roman"/>
-          <w:b/>
-          <w:sz w:val="28"/>
-          <w:szCs w:val="28"/>
-        </w:rPr>
-      </w:pPr>
-      <w:r>
-        <w:rPr>
-          <w:rFonts w:ascii="Times New Roman" w:hAnsi="Times New Roman" w:cs="Times New Roman"/>
-          <w:b/>
-          <w:sz w:val="28"/>
-          <w:szCs w:val="28"/>
-        </w:rPr>
-        <w:t>KWAJI IRMIYA</w:t>
-      </w:r>
-    </w:p>
-    <w:p>
-      <w:pPr>
-        <w:spacing w:after="0" w:line="240" w:lineRule="auto"/>
-        <w:jc w:val="center"/>
-        <w:rPr>
-          <w:rFonts w:ascii="Times New Roman" w:hAnsi="Times New Roman" w:cs="Times New Roman"/>
-          <w:b/>
-          <w:sz w:val="28"/>
-          <w:szCs w:val="28"/>
-        </w:rPr>
-      </w:pPr>
-      <w:r>
-        <w:rPr>
-          <w:rFonts w:ascii="Times New Roman" w:hAnsi="Times New Roman" w:cs="Times New Roman"/>
-          <w:b/>
-          <w:sz w:val="28"/>
-          <w:szCs w:val="28"/>
-        </w:rPr>
-        <w:t>ST/CS/ND/1</w:t>
-      </w:r>
-      <w:r>
-        <w:rPr>
-          <w:rFonts w:ascii="Times New Roman" w:hAnsi="Times New Roman" w:cs="Times New Roman"/>
-          <w:b/>
-          <w:sz w:val="28"/>
-          <w:szCs w:val="28"/>
-        </w:rPr>
-        <w:t>9/209</w:t>
-      </w:r>
-    </w:p>
-    <w:p>
-      <w:pPr>
-        <w:spacing w:after="0" w:line="240" w:lineRule="auto"/>
-        <w:jc w:val="center"/>
-        <w:rPr>
-          <w:rFonts w:ascii="Times New Roman" w:hAnsi="Times New Roman" w:cs="Times New Roman"/>
-          <w:b/>
-          <w:sz w:val="28"/>
-          <w:szCs w:val="28"/>
-        </w:rPr>
-      </w:pPr>
-    </w:p>
-    <w:p>
-      <w:pPr>
-        <w:spacing w:after="0" w:line="240" w:lineRule="auto"/>
-        <w:jc w:val="center"/>
-        <w:rPr>
-          <w:rFonts w:ascii="Times New Roman" w:hAnsi="Times New Roman" w:cs="Times New Roman"/>
-          <w:b/>
-          <w:sz w:val="28"/>
-          <w:szCs w:val="28"/>
-        </w:rPr>
-      </w:pPr>
-    </w:p>
-    <w:p>
-      <w:pPr>
-        <w:spacing w:after="0" w:line="240" w:lineRule="auto"/>
-        <w:jc w:val="center"/>
-        <w:rPr>
-          <w:rFonts w:ascii="Times New Roman" w:hAnsi="Times New Roman" w:cs="Times New Roman"/>
-          <w:b/>
-          <w:sz w:val="28"/>
-          <w:szCs w:val="28"/>
-        </w:rPr>
-      </w:pPr>
-    </w:p>
-    <w:p>
-      <w:pPr>
-        <w:spacing w:after="0" w:line="240" w:lineRule="auto"/>
-        <w:jc w:val="center"/>
-        <w:rPr>
-          <w:rFonts w:ascii="Times New Roman" w:hAnsi="Times New Roman" w:cs="Times New Roman"/>
-          <w:b/>
-          <w:sz w:val="28"/>
-          <w:szCs w:val="28"/>
-        </w:rPr>
-      </w:pPr>
-    </w:p>
-    <w:p>
-      <w:pPr>
-        <w:spacing w:after="0" w:line="240" w:lineRule="auto"/>
-        <w:jc w:val="center"/>
-        <w:rPr>
-          <w:rFonts w:ascii="Times New Roman" w:hAnsi="Times New Roman" w:cs="Times New Roman"/>
-          <w:b/>
-          <w:sz w:val="28"/>
-          <w:szCs w:val="28"/>
-        </w:rPr>
-      </w:pPr>
-    </w:p>
-    <w:p>
-      <w:pPr>
-        <w:spacing w:after="0" w:line="240" w:lineRule="auto"/>
-        <w:jc w:val="center"/>
-        <w:rPr>
-          <w:rFonts w:ascii="Times New Roman" w:hAnsi="Times New Roman" w:cs="Times New Roman"/>
-          <w:b/>
-          <w:sz w:val="28"/>
-          <w:szCs w:val="28"/>
-        </w:rPr>
-      </w:pPr>
-    </w:p>
-    <w:p>
-      <w:pPr>
-        <w:spacing w:after="0" w:line="240" w:lineRule="auto"/>
-        <w:jc w:val="center"/>
-        <w:rPr>
-          <w:rFonts w:ascii="Times New Roman" w:hAnsi="Times New Roman" w:cs="Times New Roman"/>
-          <w:b/>
-          <w:sz w:val="28"/>
-          <w:szCs w:val="28"/>
-        </w:rPr>
-      </w:pPr>
-    </w:p>
-    <w:p>
-      <w:pPr>
-        <w:spacing w:after="0" w:line="240" w:lineRule="auto"/>
-        <w:jc w:val="center"/>
-        <w:rPr>
-          <w:rFonts w:ascii="Times New Roman" w:hAnsi="Times New Roman" w:cs="Times New Roman"/>
-          <w:b/>
-          <w:sz w:val="28"/>
-          <w:szCs w:val="28"/>
-        </w:rPr>
-      </w:pPr>
-    </w:p>
-    <w:p>
-      <w:pPr>
-        <w:spacing w:after="0" w:line="240" w:lineRule="auto"/>
-        <w:jc w:val="center"/>
-        <w:rPr>
-          <w:rFonts w:ascii="Times New Roman" w:hAnsi="Times New Roman" w:cs="Times New Roman"/>
-          <w:b/>
-          <w:sz w:val="28"/>
-          <w:szCs w:val="28"/>
-        </w:rPr>
-      </w:pPr>
-    </w:p>
-    <w:p>
-      <w:pPr>
-        <w:spacing w:after="0" w:line="240" w:lineRule="auto"/>
-        <w:jc w:val="center"/>
-        <w:rPr>
-          <w:rFonts w:ascii="Times New Roman" w:hAnsi="Times New Roman" w:cs="Times New Roman"/>
-          <w:b/>
-          <w:sz w:val="28"/>
-          <w:szCs w:val="28"/>
-        </w:rPr>
-      </w:pPr>
-    </w:p>
-    <w:p>
-      <w:pPr>
-        <w:spacing w:after="0" w:line="240" w:lineRule="auto"/>
-        <w:jc w:val="center"/>
-        <w:rPr>
-          <w:rFonts w:ascii="Times New Roman" w:hAnsi="Times New Roman" w:cs="Times New Roman"/>
-          <w:b/>
-          <w:sz w:val="28"/>
-          <w:szCs w:val="28"/>
-        </w:rPr>
-      </w:pPr>
-    </w:p>
-    <w:p>
-      <w:pPr>
-        <w:spacing w:after="0" w:line="240" w:lineRule="auto"/>
-        <w:jc w:val="center"/>
-        <w:rPr>
-          <w:rFonts w:ascii="Times New Roman" w:hAnsi="Times New Roman" w:cs="Times New Roman"/>
-          <w:b/>
-          <w:sz w:val="28"/>
-          <w:szCs w:val="28"/>
-        </w:rPr>
-      </w:pPr>
-      <w:r>
-        <w:rPr>
-          <w:rFonts w:ascii="Times New Roman" w:hAnsi="Times New Roman" w:cs="Times New Roman"/>
-          <w:b/>
-          <w:sz w:val="28"/>
-          <w:szCs w:val="28"/>
-        </w:rPr>
-        <w:t>BEING A SEMINAR PAPER</w:t>
-      </w:r>
-    </w:p>
-    <w:p>
-      <w:pPr>
-        <w:spacing w:after="0" w:line="240" w:lineRule="auto"/>
-        <w:jc w:val="center"/>
-        <w:rPr>
-          <w:rFonts w:ascii="Times New Roman" w:hAnsi="Times New Roman" w:cs="Times New Roman"/>
-          <w:b/>
-          <w:sz w:val="28"/>
-          <w:szCs w:val="28"/>
-        </w:rPr>
-      </w:pPr>
-      <w:r>
-        <w:rPr>
-          <w:rFonts w:ascii="Times New Roman" w:hAnsi="Times New Roman" w:cs="Times New Roman"/>
-          <w:b/>
-          <w:sz w:val="28"/>
-          <w:szCs w:val="28"/>
-        </w:rPr>
-        <w:t xml:space="preserve">PRESENTED TO THE DEPARTMENT OF COMPUTER SCIENCE </w:t>
-      </w:r>
-    </w:p>
-    <w:p>
-      <w:pPr>
-        <w:spacing w:after="0" w:line="240" w:lineRule="auto"/>
-        <w:jc w:val="center"/>
-        <w:rPr>
-          <w:rFonts w:ascii="Times New Roman" w:hAnsi="Times New Roman" w:cs="Times New Roman"/>
-          <w:b/>
-          <w:sz w:val="28"/>
-          <w:szCs w:val="28"/>
-        </w:rPr>
-      </w:pPr>
-      <w:r>
-        <w:rPr>
-          <w:rFonts w:ascii="Times New Roman" w:hAnsi="Times New Roman" w:cs="Times New Roman"/>
-          <w:b/>
-          <w:sz w:val="28"/>
-          <w:szCs w:val="28"/>
-        </w:rPr>
-        <w:t xml:space="preserve">SCHOOL OF SCIENCE AND TECHNOLOGY </w:t>
-      </w:r>
-    </w:p>
-    <w:p>
-      <w:pPr>
-        <w:spacing w:after="0" w:line="240" w:lineRule="auto"/>
-        <w:jc w:val="center"/>
-        <w:rPr>
-          <w:rFonts w:ascii="Times New Roman" w:hAnsi="Times New Roman" w:cs="Times New Roman"/>
-          <w:b/>
-          <w:sz w:val="28"/>
-          <w:szCs w:val="28"/>
-        </w:rPr>
-      </w:pPr>
-      <w:r>
-        <w:rPr>
-          <w:rFonts w:ascii="Times New Roman" w:hAnsi="Times New Roman" w:cs="Times New Roman"/>
-          <w:b/>
-          <w:sz w:val="28"/>
-          <w:szCs w:val="28"/>
-        </w:rPr>
-        <w:t>FEDERAL POLYTECHNIC, MUBI ADAMAWA STATE</w:t>
-      </w:r>
     </w:p>
     <w:p>
       <w:pPr>
@@ -514,18 +600,6 @@
     </w:p>
     <w:p>
       <w:pPr>
-        <w:spacing w:after="0" w:line="360" w:lineRule="auto"/>
-        <w:jc w:val="center"/>
-        <w:rPr>
-          <w:rFonts w:ascii="Times New Roman" w:hAnsi="Times New Roman" w:cs="Times New Roman"/>
-          <w:b/>
-          <w:sz w:val="28"/>
-          <w:szCs w:val="28"/>
-        </w:rPr>
-      </w:pPr>
-    </w:p>
-    <w:p>
-      <w:pPr>
         <w:spacing w:line="360" w:lineRule="auto"/>
         <w:jc w:val="center"/>
         <w:rPr>
@@ -550,31 +624,49 @@
     <w:p>
       <w:pPr>
         <w:spacing w:after="0" w:line="480" w:lineRule="auto"/>
-        <w:jc w:val="right"/>
-        <w:rPr>
-          <w:rFonts w:ascii="Times New Roman" w:hAnsi="Times New Roman" w:cs="Times New Roman"/>
-          <w:b/>
-          <w:sz w:val="28"/>
-          <w:szCs w:val="28"/>
-        </w:rPr>
-      </w:pPr>
-      <w:r>
-        <w:rPr>
-          <w:rFonts w:ascii="Times New Roman" w:hAnsi="Times New Roman" w:cs="Times New Roman"/>
-          <w:b/>
-          <w:sz w:val="28"/>
-          <w:szCs w:val="28"/>
-        </w:rPr>
-        <w:t>DECEMBER</w:t>
-      </w:r>
-      <w:r>
-        <w:rPr>
-          <w:rFonts w:ascii="Times New Roman" w:hAnsi="Times New Roman" w:cs="Times New Roman"/>
-          <w:b/>
-          <w:sz w:val="28"/>
-          <w:szCs w:val="28"/>
-        </w:rPr>
-        <w:t>, 2021</w:t>
+        <w:jc w:val="center"/>
+        <w:rPr>
+          <w:rFonts w:ascii="Times New Roman" w:hAnsi="Times New Roman" w:cs="Times New Roman"/>
+          <w:b/>
+          <w:sz w:val="28"/>
+          <w:szCs w:val="28"/>
+        </w:rPr>
+      </w:pPr>
+      <w:r>
+        <w:rPr>
+          <w:rFonts w:ascii="Times New Roman" w:hAnsi="Times New Roman" w:cs="Times New Roman"/>
+          <w:b/>
+          <w:sz w:val="28"/>
+          <w:szCs w:val="28"/>
+        </w:rPr>
+        <w:t>JU</w:t>
+      </w:r>
+      <w:r>
+        <w:rPr>
+          <w:rFonts w:ascii="Times New Roman" w:hAnsi="Times New Roman" w:cs="Times New Roman"/>
+          <w:b/>
+          <w:sz w:val="28"/>
+          <w:szCs w:val="28"/>
+        </w:rPr>
+        <w:t>LY</w:t>
+      </w:r>
+      <w:r>
+        <w:rPr>
+          <w:rFonts w:ascii="Times New Roman" w:hAnsi="Times New Roman" w:cs="Times New Roman"/>
+          <w:b/>
+          <w:sz w:val="28"/>
+          <w:szCs w:val="28"/>
+        </w:rPr>
+        <w:t>, 202</w:t>
+      </w:r>
+      <w:r>
+        <w:rPr>
+          <w:rFonts w:ascii="Times New Roman" w:hAnsi="Times New Roman" w:cs="Times New Roman"/>
+          <w:b/>
+          <w:sz w:val="28"/>
+          <w:szCs w:val="28"/>
+        </w:rPr>
+        <w:t>5</w:t>
       </w:r>
     </w:p>
     <w:p>
@@ -620,7 +712,7 @@
     </w:p>
     <w:p>
       <w:pPr>
-        <w:spacing w:after="0" w:line="249" w:lineRule="auto"/>
+        <w:spacing w:after="0" w:line="240" w:lineRule="auto"/>
         <w:ind w:right="198"/>
         <w:jc w:val="both"/>
         <w:rPr>
@@ -660,14 +752,29 @@
     </w:p>
     <w:p>
       <w:pPr>
-        <w:spacing w:line="360" w:lineRule="auto"/>
-        <w:jc w:val="both"/>
-        <w:rPr>
-          <w:rFonts w:ascii="Times New Roman" w:hAnsi="Times New Roman" w:cs="Times New Roman"/>
-          <w:sz w:val="28"/>
-          <w:szCs w:val="28"/>
-        </w:rPr>
-      </w:pPr>
+        <w:spacing w:before="240" w:line="360" w:lineRule="auto"/>
+        <w:jc w:val="both"/>
+        <w:rPr>
+          <w:rFonts w:ascii="Times New Roman" w:hAnsi="Times New Roman" w:cs="Times New Roman"/>
+          <w:sz w:val="36"/>
+          <w:szCs w:val="28"/>
+        </w:rPr>
+      </w:pPr>
+      <w:r>
+        <w:rPr>
+          <w:rStyle w:val="Strong"/>
+          <w:rFonts w:ascii="Times New Roman" w:hAnsi="Times New Roman" w:cs="Times New Roman"/>
+          <w:sz w:val="28"/>
+        </w:rPr>
+        <w:t>Keywords:</w:t>
+      </w:r>
+      <w:r>
+        <w:rPr>
+          <w:rFonts w:ascii="Times New Roman" w:hAnsi="Times New Roman" w:cs="Times New Roman"/>
+          <w:sz w:val="28"/>
+        </w:rPr>
+        <w:t xml:space="preserve"> ICT in Education, Teaching and Learning, Educational Technology, Classroom Innovation, Digital Learning Tools.</w:t>
+      </w:r>
     </w:p>
     <w:p>
       <w:pPr>
@@ -717,6 +824,7 @@
     <w:p>
       <w:pPr>
         <w:spacing w:line="360" w:lineRule="auto"/>
+        <w:ind w:firstLine="720"/>
         <w:jc w:val="both"/>
         <w:rPr>
           <w:rFonts w:ascii="Times New Roman" w:hAnsi="Times New Roman" w:cs="Times New Roman"/>
@@ -752,12 +860,31 @@
           <w:szCs w:val="23"/>
           <w:shd w:val="clear" w:color="auto" w:fill="FFFFFF"/>
         </w:rPr>
-        <w:t xml:space="preserve"> (2019) opines that ICT is an accepted acronym of the word Information Communication Technology. It is a diverse set of technological tools and resources used to communicate and to create, disseminate, store and manage information. </w:t>
+        <w:t xml:space="preserve"> (20</w:t>
+      </w:r>
+      <w:r>
+        <w:rPr>
+          <w:rFonts w:ascii="Times New Roman" w:hAnsi="Times New Roman" w:cs="Times New Roman"/>
+          <w:sz w:val="28"/>
+          <w:szCs w:val="23"/>
+          <w:shd w:val="clear" w:color="auto" w:fill="FFFFFF"/>
+        </w:rPr>
+        <w:t>22</w:t>
+      </w:r>
+      <w:r>
+        <w:rPr>
+          <w:rFonts w:ascii="Times New Roman" w:hAnsi="Times New Roman" w:cs="Times New Roman"/>
+          <w:sz w:val="28"/>
+          <w:szCs w:val="23"/>
+          <w:shd w:val="clear" w:color="auto" w:fill="FFFFFF"/>
+        </w:rPr>
+        <w:t xml:space="preserve">) opines that ICT is an accepted acronym of the word Information Communication Technology. It is a diverse set of technological tools and resources used to communicate and to create, disseminate, store and manage information. </w:t>
       </w:r>
     </w:p>
     <w:p>
       <w:pPr>
         <w:spacing w:line="360" w:lineRule="auto"/>
+        <w:ind w:firstLine="720"/>
         <w:jc w:val="both"/>
         <w:rPr>
           <w:rFonts w:ascii="Times New Roman" w:eastAsia="Times New Roman" w:hAnsi="Times New Roman" w:cs="Times New Roman"/>
@@ -840,7 +967,23 @@
           <w:sz w:val="28"/>
           <w:szCs w:val="28"/>
         </w:rPr>
-        <w:t>, 2011)</w:t>
+        <w:t>, 20</w:t>
+      </w:r>
+      <w:r>
+        <w:rPr>
+          <w:rFonts w:ascii="Times New Roman" w:hAnsi="Times New Roman" w:cs="Times New Roman"/>
+          <w:sz w:val="28"/>
+          <w:szCs w:val="28"/>
+        </w:rPr>
+        <w:t>22</w:t>
+      </w:r>
+      <w:r>
+        <w:rPr>
+          <w:rFonts w:ascii="Times New Roman" w:hAnsi="Times New Roman" w:cs="Times New Roman"/>
+          <w:sz w:val="28"/>
+          <w:szCs w:val="28"/>
+        </w:rPr>
+        <w:t>)</w:t>
       </w:r>
       <w:r>
         <w:rPr>
@@ -864,18 +1007,19 @@
       <w:pPr>
         <w:pStyle w:val="NormalWeb"/>
         <w:spacing w:before="150" w:beforeAutospacing="0" w:after="150" w:afterAutospacing="0" w:line="360" w:lineRule="auto"/>
-        <w:jc w:val="both"/>
-        <w:rPr>
-          <w:sz w:val="28"/>
-          <w:szCs w:val="28"/>
-        </w:rPr>
-      </w:pPr>
-      <w:r>
-        <w:rPr>
-          <w:sz w:val="28"/>
-          <w:szCs w:val="28"/>
-        </w:rPr>
-        <w:t xml:space="preserve">When teachers are digitally literate and trained to use ICT, these approaches can lead to higher order thinking skills, provide creative and individualized options for students to express their understandings, and leave students better prepared to deal with ongoing technological change in society and the workplace. ICT issues planners must consider include: considering the total cost-benefit equation, </w:t>
+        <w:ind w:firstLine="720"/>
+        <w:jc w:val="both"/>
+        <w:rPr>
+          <w:sz w:val="28"/>
+          <w:szCs w:val="28"/>
+        </w:rPr>
+      </w:pPr>
+      <w:r>
+        <w:rPr>
+          <w:sz w:val="28"/>
+          <w:szCs w:val="28"/>
+        </w:rPr>
+        <w:t xml:space="preserve">When teachers are digitally literate and trained to use ICT, these approaches can lead to higher order thinking skills, provide creative and individualized options for students to express their understandings, and leave students better prepared to deal with ongoing technological change in society and the workplace. ICT issues planners must consider include: considering the total cost-benefit equation, supplying and maintaining the requisite infrastructure, and ensuring investments </w:t>
       </w:r>
       <w:r>
         <w:rPr>
@@ -883,7 +1027,7 @@
           <w:szCs w:val="28"/>
         </w:rPr>
         <w:lastRenderedPageBreak/>
-        <w:t>supplying and maintaining the requisite infrastructure, and ensuring investments are matched with teacher support and other policies aimed at effective ICT use (</w:t>
+        <w:t>are matched with teacher support and other policies aimed at effective ICT use (</w:t>
       </w:r>
       <w:proofErr w:type="spellStart"/>
       <w:r>
@@ -899,7 +1043,21 @@
           <w:sz w:val="28"/>
           <w:szCs w:val="28"/>
         </w:rPr>
-        <w:t>, 2014).</w:t>
+        <w:t>, 20</w:t>
+      </w:r>
+      <w:r>
+        <w:rPr>
+          <w:sz w:val="28"/>
+          <w:szCs w:val="28"/>
+        </w:rPr>
+        <w:t>2</w:t>
+      </w:r>
+      <w:r>
+        <w:rPr>
+          <w:sz w:val="28"/>
+          <w:szCs w:val="28"/>
+        </w:rPr>
+        <w:t>4).</w:t>
       </w:r>
     </w:p>
     <w:p>
@@ -943,7 +1101,23 @@
           <w:sz w:val="28"/>
           <w:szCs w:val="28"/>
         </w:rPr>
-        <w:t xml:space="preserve">. According to Ajayi (2008), ICT is defined as a diverse set of technological tools and resources used to communicate, create, disseminate, store, and manage information. </w:t>
+        <w:t>. According to Ajayi (20</w:t>
+      </w:r>
+      <w:r>
+        <w:rPr>
+          <w:rFonts w:ascii="Times New Roman" w:hAnsi="Times New Roman" w:cs="Times New Roman"/>
+          <w:sz w:val="28"/>
+          <w:szCs w:val="28"/>
+        </w:rPr>
+        <w:t>22</w:t>
+      </w:r>
+      <w:r>
+        <w:rPr>
+          <w:rFonts w:ascii="Times New Roman" w:hAnsi="Times New Roman" w:cs="Times New Roman"/>
+          <w:sz w:val="28"/>
+          <w:szCs w:val="28"/>
+        </w:rPr>
+        <w:t xml:space="preserve">), ICT is defined as a diverse set of technological tools and resources used to communicate, create, disseminate, store, and manage information. </w:t>
       </w:r>
       <w:proofErr w:type="spellStart"/>
       <w:r>
@@ -979,7 +1153,23 @@
           <w:sz w:val="28"/>
           <w:szCs w:val="28"/>
         </w:rPr>
-        <w:t xml:space="preserve"> (2005</w:t>
+        <w:t xml:space="preserve"> (20</w:t>
+      </w:r>
+      <w:r>
+        <w:rPr>
+          <w:rFonts w:ascii="Times New Roman" w:hAnsi="Times New Roman" w:cs="Times New Roman"/>
+          <w:sz w:val="28"/>
+          <w:szCs w:val="28"/>
+        </w:rPr>
+        <w:t>2</w:t>
+      </w:r>
+      <w:r>
+        <w:rPr>
+          <w:rFonts w:ascii="Times New Roman" w:hAnsi="Times New Roman" w:cs="Times New Roman"/>
+          <w:sz w:val="28"/>
+          <w:szCs w:val="28"/>
+        </w:rPr>
+        <w:t>5</w:t>
       </w:r>
       <w:r>
         <w:rPr>
@@ -995,7 +1185,23 @@
           <w:sz w:val="28"/>
           <w:szCs w:val="28"/>
         </w:rPr>
-        <w:t>; Watson (2006)</w:t>
+        <w:t>; Watson (20</w:t>
+      </w:r>
+      <w:r>
+        <w:rPr>
+          <w:rFonts w:ascii="Times New Roman" w:hAnsi="Times New Roman" w:cs="Times New Roman"/>
+          <w:sz w:val="28"/>
+          <w:szCs w:val="28"/>
+        </w:rPr>
+        <w:t>22</w:t>
+      </w:r>
+      <w:r>
+        <w:rPr>
+          <w:rFonts w:ascii="Times New Roman" w:hAnsi="Times New Roman" w:cs="Times New Roman"/>
+          <w:sz w:val="28"/>
+          <w:szCs w:val="28"/>
+        </w:rPr>
+        <w:t>)</w:t>
       </w:r>
       <w:r>
         <w:rPr>
@@ -1063,16 +1269,7 @@
           <w:sz w:val="28"/>
           <w:szCs w:val="28"/>
         </w:rPr>
-        <w:t xml:space="preserve">Acquisition, Storage, manipulation, management, transmission or </w:t>
-      </w:r>
-      <w:r>
-        <w:rPr>
-          <w:rFonts w:ascii="Times New Roman" w:hAnsi="Times New Roman" w:cs="Times New Roman"/>
-          <w:sz w:val="28"/>
-          <w:szCs w:val="28"/>
-        </w:rPr>
-        <w:tab/>
-        <w:t xml:space="preserve">reception of data or information. </w:t>
+        <w:t xml:space="preserve">Acquisition, Storage, manipulation, management, transmission or reception of data or information. </w:t>
       </w:r>
     </w:p>
     <w:p>
@@ -1173,10 +1370,27 @@
     </w:p>
     <w:p>
       <w:pPr>
+        <w:rPr>
+          <w:rFonts w:ascii="Times New Roman" w:eastAsiaTheme="majorEastAsia" w:hAnsi="Times New Roman" w:cs="Times New Roman"/>
+          <w:b/>
+          <w:caps/>
+          <w:sz w:val="28"/>
+          <w:szCs w:val="28"/>
+          <w:lang w:val="en-US"/>
+        </w:rPr>
+      </w:pPr>
+      <w:r>
+        <w:br w:type="page"/>
+      </w:r>
+    </w:p>
+    <w:p>
+      <w:pPr>
         <w:pStyle w:val="Heading1"/>
-      </w:pPr>
-      <w:r>
-        <w:t xml:space="preserve">Information and Communication Technology in Education </w:t>
+        <w:spacing w:line="480" w:lineRule="auto"/>
+      </w:pPr>
+      <w:r>
+        <w:lastRenderedPageBreak/>
+        <w:t>lITERATURE REVIEW</w:t>
       </w:r>
     </w:p>
     <w:p>
@@ -1195,35 +1409,7 @@
           <w:sz w:val="28"/>
           <w:szCs w:val="28"/>
         </w:rPr>
-        <w:t xml:space="preserve">Globalization and technological changes have created a new global economy powered by technology, fuelled by information and driven by knowledge. The </w:t>
-      </w:r>
-      <w:r>
-        <w:rPr>
-          <w:rFonts w:ascii="Times New Roman" w:hAnsi="Times New Roman" w:cs="Times New Roman"/>
-          <w:sz w:val="28"/>
-          <w:szCs w:val="28"/>
-        </w:rPr>
-        <w:lastRenderedPageBreak/>
-        <w:t xml:space="preserve">emergence of this new global economy has serious implications for the nature and purpose of educational institutions.  </w:t>
-      </w:r>
-    </w:p>
-    <w:p>
-      <w:pPr>
-        <w:spacing w:line="360" w:lineRule="auto"/>
-        <w:jc w:val="both"/>
-        <w:rPr>
-          <w:rFonts w:ascii="Times New Roman" w:hAnsi="Times New Roman" w:cs="Times New Roman"/>
-          <w:sz w:val="28"/>
-          <w:szCs w:val="28"/>
-        </w:rPr>
-      </w:pPr>
-      <w:r>
-        <w:rPr>
-          <w:rFonts w:ascii="Times New Roman" w:hAnsi="Times New Roman" w:cs="Times New Roman"/>
-          <w:sz w:val="28"/>
-          <w:szCs w:val="28"/>
-        </w:rPr>
-        <w:t xml:space="preserve">As the access to information continues to grow rapidly, schools cannot be contented with the limited knowledge to be transmitted in a fixed period of time. They have to become compatible to the </w:t>
+        <w:t xml:space="preserve">Globalization and technological changes have created a new global economy powered by technology, fuelled by information and driven by knowledge. The emergence of this new global economy has serious implications for the nature and purpose of educational institutions.  As the access to information continues to grow rapidly, schools cannot be contented with the limited knowledge to be transmitted in a fixed period of time. They have to become compatible to the </w:t>
       </w:r>
       <w:r>
         <w:rPr>
@@ -1239,7 +1425,57 @@
           <w:sz w:val="28"/>
           <w:szCs w:val="28"/>
         </w:rPr>
-        <w:t xml:space="preserve"> knowledge and also be equipped with the technology to deal with this knowledge.  </w:t>
+        <w:t xml:space="preserve"> knowledge and also be equipped with the technology to deal with this knowledge</w:t>
+      </w:r>
+      <w:r>
+        <w:rPr>
+          <w:rFonts w:ascii="Times New Roman" w:hAnsi="Times New Roman" w:cs="Times New Roman"/>
+          <w:sz w:val="28"/>
+          <w:szCs w:val="28"/>
+        </w:rPr>
+        <w:t xml:space="preserve"> (</w:t>
+      </w:r>
+      <w:r>
+        <w:rPr>
+          <w:rFonts w:ascii="Times New Roman" w:hAnsi="Times New Roman" w:cs="Times New Roman"/>
+          <w:sz w:val="28"/>
+        </w:rPr>
+        <w:t>Watson</w:t>
+      </w:r>
+      <w:r>
+        <w:rPr>
+          <w:rFonts w:ascii="Times New Roman" w:hAnsi="Times New Roman" w:cs="Times New Roman"/>
+          <w:sz w:val="28"/>
+        </w:rPr>
+        <w:t xml:space="preserve">, </w:t>
+      </w:r>
+      <w:r>
+        <w:rPr>
+          <w:rFonts w:ascii="Times New Roman" w:hAnsi="Times New Roman" w:cs="Times New Roman"/>
+          <w:sz w:val="28"/>
+        </w:rPr>
+        <w:t>20</w:t>
+      </w:r>
+      <w:r>
+        <w:rPr>
+          <w:rFonts w:ascii="Times New Roman" w:hAnsi="Times New Roman" w:cs="Times New Roman"/>
+          <w:sz w:val="28"/>
+        </w:rPr>
+        <w:t>22</w:t>
+      </w:r>
+      <w:r>
+        <w:rPr>
+          <w:rFonts w:ascii="Times New Roman" w:hAnsi="Times New Roman" w:cs="Times New Roman"/>
+          <w:sz w:val="28"/>
+        </w:rPr>
+        <w:t>)</w:t>
+      </w:r>
+      <w:r>
+        <w:rPr>
+          <w:rFonts w:ascii="Times New Roman" w:hAnsi="Times New Roman" w:cs="Times New Roman"/>
+          <w:sz w:val="28"/>
+        </w:rPr>
+        <w:t>.</w:t>
       </w:r>
     </w:p>
     <w:p>
@@ -1255,10 +1491,17 @@
       <w:r>
         <w:rPr>
           <w:rFonts w:ascii="Times New Roman" w:eastAsia="Times New Roman" w:hAnsi="Times New Roman" w:cs="Times New Roman"/>
-          <w:b/>
-          <w:sz w:val="28"/>
-        </w:rPr>
-        <w:t xml:space="preserve">Information and Communication Technology (ICT) in Teaching and Learning Process </w:t>
+          <w:sz w:val="28"/>
+        </w:rPr>
+        <w:t>Information and Communication Technology (ICT) in Teaching and Learning Process</w:t>
+      </w:r>
+      <w:r>
+        <w:rPr>
+          <w:rFonts w:ascii="Times New Roman" w:eastAsia="Times New Roman" w:hAnsi="Times New Roman" w:cs="Times New Roman"/>
+          <w:b/>
+          <w:sz w:val="28"/>
+        </w:rPr>
+        <w:t xml:space="preserve"> </w:t>
       </w:r>
       <w:r>
         <w:rPr>
@@ -1281,15 +1524,22 @@
           <w:rFonts w:ascii="Times New Roman" w:hAnsi="Times New Roman" w:cs="Times New Roman"/>
           <w:sz w:val="28"/>
         </w:rPr>
-        <w:t xml:space="preserve"> and</w:t>
-      </w:r>
-      <w:r>
-        <w:rPr>
-          <w:rFonts w:ascii="Times New Roman" w:hAnsi="Times New Roman" w:cs="Times New Roman"/>
-          <w:sz w:val="28"/>
-        </w:rPr>
         <w:t xml:space="preserve"> </w:t>
       </w:r>
+      <w:r>
+        <w:rPr>
+          <w:rFonts w:ascii="Times New Roman" w:hAnsi="Times New Roman" w:cs="Times New Roman"/>
+          <w:sz w:val="28"/>
+        </w:rPr>
+        <w:t>&amp;</w:t>
+      </w:r>
+      <w:r>
+        <w:rPr>
+          <w:rFonts w:ascii="Times New Roman" w:hAnsi="Times New Roman" w:cs="Times New Roman"/>
+          <w:sz w:val="28"/>
+        </w:rPr>
+        <w:t xml:space="preserve"> </w:t>
+      </w:r>
       <w:proofErr w:type="spellStart"/>
       <w:r>
         <w:rPr>
@@ -1304,69 +1554,50 @@
           <w:rFonts w:ascii="Times New Roman" w:hAnsi="Times New Roman" w:cs="Times New Roman"/>
           <w:sz w:val="28"/>
         </w:rPr>
-        <w:t>, 2013), “It is only through the integration of ICT in education that one can teach students to be participants in the growth process in this era of rapid change”. Watson</w:t>
-      </w:r>
-      <w:r>
-        <w:rPr>
-          <w:rFonts w:ascii="Times New Roman" w:hAnsi="Times New Roman" w:cs="Times New Roman"/>
-          <w:sz w:val="28"/>
-        </w:rPr>
-        <w:t xml:space="preserve"> (</w:t>
-      </w:r>
-      <w:r>
-        <w:rPr>
-          <w:rFonts w:ascii="Times New Roman" w:hAnsi="Times New Roman" w:cs="Times New Roman"/>
-          <w:sz w:val="28"/>
-        </w:rPr>
-        <w:t>200</w:t>
-      </w:r>
-      <w:r>
-        <w:rPr>
-          <w:rFonts w:ascii="Times New Roman" w:hAnsi="Times New Roman" w:cs="Times New Roman"/>
-          <w:sz w:val="28"/>
-        </w:rPr>
-        <w:t>6</w:t>
-      </w:r>
-      <w:r>
-        <w:rPr>
-          <w:rFonts w:ascii="Times New Roman" w:hAnsi="Times New Roman" w:cs="Times New Roman"/>
-          <w:sz w:val="28"/>
-        </w:rPr>
-        <w:t>)</w:t>
-      </w:r>
-      <w:r>
-        <w:rPr>
-          <w:rFonts w:ascii="Times New Roman" w:hAnsi="Times New Roman" w:cs="Times New Roman"/>
-          <w:sz w:val="28"/>
-        </w:rPr>
-        <w:t>,</w:t>
-      </w:r>
-      <w:r>
-        <w:rPr>
-          <w:rFonts w:ascii="Times New Roman" w:hAnsi="Times New Roman" w:cs="Times New Roman"/>
-          <w:sz w:val="28"/>
-        </w:rPr>
-        <w:t xml:space="preserve"> describes ICT as having revolutionized the way people work today and are now transforming educational systems. </w:t>
+        <w:t>, 20</w:t>
+      </w:r>
+      <w:r>
+        <w:rPr>
+          <w:rFonts w:ascii="Times New Roman" w:hAnsi="Times New Roman" w:cs="Times New Roman"/>
+          <w:sz w:val="28"/>
+        </w:rPr>
+        <w:t>2</w:t>
+      </w:r>
+      <w:r>
+        <w:rPr>
+          <w:rFonts w:ascii="Times New Roman" w:hAnsi="Times New Roman" w:cs="Times New Roman"/>
+          <w:sz w:val="28"/>
+        </w:rPr>
+        <w:t xml:space="preserve">3), “It is only through the integration of ICT in education that one can teach students to be participants in the growth process in this era of rapid change”. describes ICT as having revolutionized the way people work today and are now transforming educational systems. </w:t>
       </w:r>
     </w:p>
     <w:p>
       <w:pPr>
         <w:spacing w:line="360" w:lineRule="auto"/>
-        <w:ind w:left="101" w:right="26"/>
-        <w:jc w:val="both"/>
-        <w:rPr>
-          <w:rFonts w:ascii="Times New Roman" w:hAnsi="Times New Roman" w:cs="Times New Roman"/>
-          <w:sz w:val="28"/>
-          <w:szCs w:val="28"/>
-        </w:rPr>
-      </w:pPr>
-      <w:r>
-        <w:rPr>
-          <w:rFonts w:ascii="Times New Roman" w:hAnsi="Times New Roman" w:cs="Times New Roman"/>
-          <w:sz w:val="28"/>
-          <w:szCs w:val="28"/>
-        </w:rPr>
-        <w:t xml:space="preserve">These concepts and application of ICT in learning and teaching demand a new learning environment to effectively harness the power of ICT to improve learning. ICT has the potential to transform the nature of education like where, when, how and the way learning takes place. It will facilitate the emergence of responsible knowledgeable society emphasizing </w:t>
+        <w:ind w:right="26"/>
+        <w:jc w:val="both"/>
+        <w:rPr>
+          <w:rFonts w:ascii="Times New Roman" w:hAnsi="Times New Roman" w:cs="Times New Roman"/>
+          <w:sz w:val="28"/>
+          <w:szCs w:val="28"/>
+        </w:rPr>
+      </w:pPr>
+      <w:r>
+        <w:rPr>
+          <w:rFonts w:ascii="Times New Roman" w:hAnsi="Times New Roman" w:cs="Times New Roman"/>
+          <w:sz w:val="28"/>
+          <w:szCs w:val="28"/>
+        </w:rPr>
+        <w:t xml:space="preserve">These concepts and application of ICT in learning and teaching demand a new learning environment to effectively harness the power of ICT to improve learning. ICT has the potential to transform the nature of education like where, when, how and the way learning takes place. It will facilitate the emergence of responsible knowledgeable society emphasizing lifelong learning with meaningful and </w:t>
+      </w:r>
+      <w:r>
+        <w:rPr>
+          <w:rFonts w:ascii="Times New Roman" w:hAnsi="Times New Roman" w:cs="Times New Roman"/>
+          <w:sz w:val="28"/>
+          <w:szCs w:val="28"/>
+        </w:rPr>
+        <w:lastRenderedPageBreak/>
+        <w:t xml:space="preserve">enjoyable teaching and learning experiences; the move from reproductive model of teaching and learning to an independent, autonomous learning model that promotes initiatives, creativity and critical thinking with independent research. Learners are expected to collect, select, </w:t>
       </w:r>
       <w:proofErr w:type="spellStart"/>
       <w:r>
@@ -1375,7 +1606,7 @@
           <w:sz w:val="28"/>
           <w:szCs w:val="28"/>
         </w:rPr>
-        <w:t>life long</w:t>
+        <w:t>analyze</w:t>
       </w:r>
       <w:proofErr w:type="spellEnd"/>
       <w:r>
@@ -1384,16 +1615,27 @@
           <w:sz w:val="28"/>
           <w:szCs w:val="28"/>
         </w:rPr>
-        <w:t xml:space="preserve"> learning with meaningful and enjoyable teaching and learning experiences; the move from reproductive model of teaching and learning to an independent, autonomous learning model that promotes initiatives, creativity and critical thinking with </w:t>
-      </w:r>
-      <w:r>
-        <w:rPr>
-          <w:rFonts w:ascii="Times New Roman" w:hAnsi="Times New Roman" w:cs="Times New Roman"/>
-          <w:sz w:val="28"/>
-          <w:szCs w:val="28"/>
-        </w:rPr>
-        <w:lastRenderedPageBreak/>
-        <w:t xml:space="preserve">independent research. Learners are expected to collect, select, </w:t>
+        <w:t xml:space="preserve">, organize, extend, transform and present knowledge using ICT in authentic and active learning paradigm. </w:t>
+      </w:r>
+    </w:p>
+    <w:p>
+      <w:pPr>
+        <w:spacing w:line="360" w:lineRule="auto"/>
+        <w:ind w:right="26"/>
+        <w:jc w:val="both"/>
+        <w:rPr>
+          <w:rFonts w:ascii="Times New Roman" w:hAnsi="Times New Roman" w:cs="Times New Roman"/>
+          <w:sz w:val="28"/>
+          <w:szCs w:val="28"/>
+        </w:rPr>
+      </w:pPr>
+      <w:r>
+        <w:rPr>
+          <w:rFonts w:ascii="Times New Roman" w:hAnsi="Times New Roman" w:cs="Times New Roman"/>
+          <w:sz w:val="28"/>
+          <w:szCs w:val="28"/>
+        </w:rPr>
+        <w:t xml:space="preserve">Teachers are expected to create a new flexible and open learning environment with interactive, experimental and multimedia based delivery system. ICT helps teachers and learners to communicate and collaborate without boundaries, make learners autonomous and allow teachers to bring the whole world into classroom activities, especially the concept of on-line programmes. It is ultimately important to understand the roles of ICT in promoting educational changes. A basic principle is that the use of ICT changes the distribution and ownership of information resources in the space of teaching and learning and thus changes the relationship among educational participants. While designing any innovative teaching and learning environment using ICT, the teacher should always keep the learning at the </w:t>
       </w:r>
       <w:proofErr w:type="spellStart"/>
       <w:r>
@@ -1402,7 +1644,7 @@
           <w:sz w:val="28"/>
           <w:szCs w:val="28"/>
         </w:rPr>
-        <w:t>analyze</w:t>
+        <w:t>center</w:t>
       </w:r>
       <w:proofErr w:type="spellEnd"/>
       <w:r>
@@ -1411,25 +1653,47 @@
           <w:sz w:val="28"/>
           <w:szCs w:val="28"/>
         </w:rPr>
-        <w:t xml:space="preserve">, organize, extend, transform and present knowledge using ICT in authentic and active learning paradigm. Teachers are expected to create a new flexible and open learning environment with interactive, experimental and multimedia based delivery system. ICT helps teachers and learners to communicate and collaborate without boundaries, make learners autonomous and allow teachers to bring the whole world into classroom activities, especially the concept of on-line programmes. It is ultimately important to understand the roles of ICT in promoting educational changes. A basic principle is that the use of ICT changes the distribution and ownership of information resources in the space of teaching and learning and thus changes the relationship among educational participants. While designing any innovative teaching and learning environment using ICT, the teacher should always keep the learning at the </w:t>
-      </w:r>
-      <w:proofErr w:type="spellStart"/>
-      <w:r>
-        <w:rPr>
-          <w:rFonts w:ascii="Times New Roman" w:hAnsi="Times New Roman" w:cs="Times New Roman"/>
-          <w:sz w:val="28"/>
-          <w:szCs w:val="28"/>
-        </w:rPr>
-        <w:t>center</w:t>
-      </w:r>
-      <w:proofErr w:type="spellEnd"/>
-      <w:r>
-        <w:rPr>
-          <w:rFonts w:ascii="Times New Roman" w:hAnsi="Times New Roman" w:cs="Times New Roman"/>
-          <w:sz w:val="28"/>
-          <w:szCs w:val="28"/>
-        </w:rPr>
-        <w:t xml:space="preserve"> of all activities, pedagogy should be at the heart; and integration of pedagogy-technology should be the central focus. </w:t>
+        <w:t xml:space="preserve"> of all activities, pedagogy should be at the heart; and integration of pedagogy-technology should be the central focus</w:t>
+      </w:r>
+      <w:r>
+        <w:rPr>
+          <w:rFonts w:ascii="Times New Roman" w:hAnsi="Times New Roman" w:cs="Times New Roman"/>
+          <w:sz w:val="28"/>
+          <w:szCs w:val="28"/>
+        </w:rPr>
+        <w:t xml:space="preserve"> </w:t>
+      </w:r>
+      <w:r>
+        <w:rPr>
+          <w:rFonts w:ascii="Times New Roman" w:hAnsi="Times New Roman" w:cs="Times New Roman"/>
+          <w:sz w:val="28"/>
+          <w:szCs w:val="28"/>
+        </w:rPr>
+        <w:t>(Lewis, 20</w:t>
+      </w:r>
+      <w:r>
+        <w:rPr>
+          <w:rFonts w:ascii="Times New Roman" w:hAnsi="Times New Roman" w:cs="Times New Roman"/>
+          <w:sz w:val="28"/>
+          <w:szCs w:val="28"/>
+        </w:rPr>
+        <w:t>2</w:t>
+      </w:r>
+      <w:r>
+        <w:rPr>
+          <w:rFonts w:ascii="Times New Roman" w:hAnsi="Times New Roman" w:cs="Times New Roman"/>
+          <w:sz w:val="28"/>
+          <w:szCs w:val="28"/>
+        </w:rPr>
+        <w:t xml:space="preserve">3). </w:t>
+      </w:r>
+      <w:r>
+        <w:rPr>
+          <w:rFonts w:ascii="Times New Roman" w:hAnsi="Times New Roman" w:cs="Times New Roman"/>
+          <w:sz w:val="28"/>
+          <w:szCs w:val="28"/>
+        </w:rPr>
+        <w:t xml:space="preserve"> </w:t>
       </w:r>
     </w:p>
     <w:p>
@@ -1527,7 +1791,7 @@
           <w:sz w:val="28"/>
           <w:szCs w:val="28"/>
         </w:rPr>
-        <w:t xml:space="preserve">Web 2.0: The term was coined by Tim O‟ Reilly at the O‟ Reilly Media. Web2.0 describes World Wide Web sites that use technology beyond the static pages of earlier web sites. Although web2.0 suggest new version of www, it does not refer to update to any technical specification, but rather to cumulative changes in the way web pages are designed and used. It allows </w:t>
+        <w:t xml:space="preserve">Web 2.0: The term was coined by Tim O‟ Reilly at the O‟ Reilly Media. Web2.0 describes World Wide Web sites that use technology beyond the static pages of earlier web sites. Although web2.0 suggest new version of www, it </w:t>
       </w:r>
       <w:r>
         <w:rPr>
@@ -1536,7 +1800,7 @@
           <w:szCs w:val="28"/>
         </w:rPr>
         <w:lastRenderedPageBreak/>
-        <w:t xml:space="preserve">users to interact, collaborate and chat with each other both synchronously and asynchronously. Social Media, Blogs, Wikis, Video sharing are all based on Web2.0 Technology. With web2.0 tools, users can communicate around the world at a nominal cost. It allows population to correspond and spread ideas with each other rather than receiving the information from a single source. </w:t>
+        <w:t xml:space="preserve">does not refer to update to any technical specification, but rather to cumulative changes in the way web pages are designed and used. It allows users to interact, collaborate and chat with each other both synchronously and asynchronously. Social Media, Blogs, Wikis, Video sharing are all based on Web2.0 Technology. With web2.0 tools, users can communicate around the world at a nominal cost. It allows population to correspond and spread ideas with each other rather than receiving the information from a single source. </w:t>
       </w:r>
     </w:p>
     <w:p>
@@ -1612,7 +1876,23 @@
           <w:sz w:val="28"/>
           <w:szCs w:val="28"/>
         </w:rPr>
-        <w:t xml:space="preserve">2006) a wiki is a collaborative web space where anyone can add content and anyone can edit content. That has already been published Wikis are designed to help groups collaborate, share and build online content and are especially useful for learners who are separated by time and place. </w:t>
+        <w:t>20</w:t>
+      </w:r>
+      <w:r>
+        <w:rPr>
+          <w:rFonts w:ascii="Times New Roman" w:hAnsi="Times New Roman" w:cs="Times New Roman"/>
+          <w:sz w:val="28"/>
+          <w:szCs w:val="28"/>
+        </w:rPr>
+        <w:t>22</w:t>
+      </w:r>
+      <w:r>
+        <w:rPr>
+          <w:rFonts w:ascii="Times New Roman" w:hAnsi="Times New Roman" w:cs="Times New Roman"/>
+          <w:sz w:val="28"/>
+          <w:szCs w:val="28"/>
+        </w:rPr>
+        <w:t xml:space="preserve">) a wiki is a collaborative web space where anyone can add content and anyone can edit content. That has already been published Wikis are designed to help groups collaborate, share and build online content and are especially useful for learners who are separated by time and place. </w:t>
       </w:r>
     </w:p>
     <w:p>
@@ -1636,25 +1916,23 @@
           <w:sz w:val="28"/>
           <w:szCs w:val="28"/>
         </w:rPr>
-        <w:t xml:space="preserve">Social Media: Social media are perhaps the most promising and embracing technology. They enable messaging, blogging streaming media and </w:t>
-      </w:r>
-      <w:proofErr w:type="gramStart"/>
-      <w:r>
-        <w:rPr>
-          <w:rFonts w:ascii="Times New Roman" w:hAnsi="Times New Roman" w:cs="Times New Roman"/>
-          <w:sz w:val="28"/>
-          <w:szCs w:val="28"/>
-        </w:rPr>
-        <w:t>tagging .Some</w:t>
-      </w:r>
-      <w:proofErr w:type="gramEnd"/>
-      <w:r>
-        <w:rPr>
-          <w:rFonts w:ascii="Times New Roman" w:hAnsi="Times New Roman" w:cs="Times New Roman"/>
-          <w:sz w:val="28"/>
-          <w:szCs w:val="28"/>
-        </w:rPr>
-        <w:t xml:space="preserve"> most commonly used social media are </w:t>
+        <w:t>Social Media: Social media are perhaps the most promising and embracing technology. They enable messaging, blogging streaming media and tagging.</w:t>
+      </w:r>
+      <w:r>
+        <w:rPr>
+          <w:rFonts w:ascii="Times New Roman" w:hAnsi="Times New Roman" w:cs="Times New Roman"/>
+          <w:sz w:val="28"/>
+          <w:szCs w:val="28"/>
+        </w:rPr>
+        <w:t xml:space="preserve"> </w:t>
+      </w:r>
+      <w:r>
+        <w:rPr>
+          <w:rFonts w:ascii="Times New Roman" w:hAnsi="Times New Roman" w:cs="Times New Roman"/>
+          <w:sz w:val="28"/>
+          <w:szCs w:val="28"/>
+        </w:rPr>
+        <w:t xml:space="preserve">Some most commonly used social media are </w:t>
       </w:r>
       <w:proofErr w:type="spellStart"/>
       <w:r>
@@ -1810,7 +2088,23 @@
           <w:sz w:val="28"/>
           <w:szCs w:val="28"/>
         </w:rPr>
-        <w:t xml:space="preserve">, 2005). The following are some of the key challenges that have been identified in the literature regarding teachers’ use of ICT tools in classroom. </w:t>
+        <w:t>, 20</w:t>
+      </w:r>
+      <w:r>
+        <w:rPr>
+          <w:rFonts w:ascii="Times New Roman" w:hAnsi="Times New Roman" w:cs="Times New Roman"/>
+          <w:sz w:val="28"/>
+          <w:szCs w:val="28"/>
+        </w:rPr>
+        <w:t>2</w:t>
+      </w:r>
+      <w:r>
+        <w:rPr>
+          <w:rFonts w:ascii="Times New Roman" w:hAnsi="Times New Roman" w:cs="Times New Roman"/>
+          <w:sz w:val="28"/>
+          <w:szCs w:val="28"/>
+        </w:rPr>
+        <w:t xml:space="preserve">5). The following are some of the key challenges that have been identified in the literature regarding teachers’ use of ICT tools in classroom. </w:t>
       </w:r>
     </w:p>
     <w:p>
@@ -1896,7 +2190,23 @@
           <w:sz w:val="28"/>
           <w:szCs w:val="28"/>
         </w:rPr>
-        <w:t xml:space="preserve">, 2014). </w:t>
+        <w:t>, 20</w:t>
+      </w:r>
+      <w:r>
+        <w:rPr>
+          <w:rFonts w:ascii="Times New Roman" w:hAnsi="Times New Roman" w:cs="Times New Roman"/>
+          <w:sz w:val="28"/>
+          <w:szCs w:val="28"/>
+        </w:rPr>
+        <w:t>2</w:t>
+      </w:r>
+      <w:r>
+        <w:rPr>
+          <w:rFonts w:ascii="Times New Roman" w:hAnsi="Times New Roman" w:cs="Times New Roman"/>
+          <w:sz w:val="28"/>
+          <w:szCs w:val="28"/>
+        </w:rPr>
+        <w:t xml:space="preserve">4). </w:t>
       </w:r>
     </w:p>
     <w:p>
@@ -1963,7 +2273,23 @@
           <w:sz w:val="28"/>
           <w:szCs w:val="28"/>
         </w:rPr>
-        <w:t xml:space="preserve">Without both good technical support in the classroom and whole‐school resources, teachers cannot be expected to overcome the obstacles preventing them from using ICT (Lewis, 2013). </w:t>
+        <w:t>Without both good technical support in the classroom and whole‐school resources, teachers cannot be expected to overcome the obstacles preventing them from using ICT</w:t>
+      </w:r>
+      <w:r>
+        <w:rPr>
+          <w:rFonts w:ascii="Times New Roman" w:hAnsi="Times New Roman" w:cs="Times New Roman"/>
+          <w:sz w:val="28"/>
+          <w:szCs w:val="28"/>
+        </w:rPr>
+        <w:t>.</w:t>
+      </w:r>
+      <w:r>
+        <w:rPr>
+          <w:rFonts w:ascii="Times New Roman" w:hAnsi="Times New Roman" w:cs="Times New Roman"/>
+          <w:sz w:val="28"/>
+          <w:szCs w:val="28"/>
+        </w:rPr>
+        <w:t xml:space="preserve"> </w:t>
       </w:r>
       <w:proofErr w:type="spellStart"/>
       <w:r>
@@ -1981,7 +2307,23 @@
           <w:sz w:val="28"/>
           <w:szCs w:val="28"/>
         </w:rPr>
-        <w:t xml:space="preserve"> (2011) found that in the view of primary and secondary teachers, one of the top barriers to ICT use in education was lack of technical assistance. </w:t>
+        <w:t xml:space="preserve"> (20</w:t>
+      </w:r>
+      <w:r>
+        <w:rPr>
+          <w:rFonts w:ascii="Times New Roman" w:hAnsi="Times New Roman" w:cs="Times New Roman"/>
+          <w:sz w:val="28"/>
+          <w:szCs w:val="28"/>
+        </w:rPr>
+        <w:t>2</w:t>
+      </w:r>
+      <w:r>
+        <w:rPr>
+          <w:rFonts w:ascii="Times New Roman" w:hAnsi="Times New Roman" w:cs="Times New Roman"/>
+          <w:sz w:val="28"/>
+          <w:szCs w:val="28"/>
+        </w:rPr>
+        <w:t xml:space="preserve">1) found that in the view of primary and secondary teachers, one of the top barriers to ICT use in education was lack of technical assistance. </w:t>
       </w:r>
     </w:p>
     <w:p>
@@ -2057,23 +2399,45 @@
         </w:rPr>
         <w:t xml:space="preserve"> </w:t>
       </w:r>
-      <w:proofErr w:type="spellStart"/>
-      <w:r>
-        <w:rPr>
-          <w:rFonts w:ascii="Times New Roman" w:hAnsi="Times New Roman" w:cs="Times New Roman"/>
-          <w:sz w:val="28"/>
-          <w:szCs w:val="28"/>
-        </w:rPr>
-        <w:t>Beggs</w:t>
-      </w:r>
-      <w:proofErr w:type="spellEnd"/>
-      <w:r>
-        <w:rPr>
-          <w:rFonts w:ascii="Times New Roman" w:hAnsi="Times New Roman" w:cs="Times New Roman"/>
-          <w:sz w:val="28"/>
-          <w:szCs w:val="28"/>
-        </w:rPr>
-        <w:t xml:space="preserve"> (2020)</w:t>
+      <w:r>
+        <w:rPr>
+          <w:rFonts w:ascii="Times New Roman" w:hAnsi="Times New Roman" w:cs="Times New Roman"/>
+          <w:sz w:val="28"/>
+          <w:szCs w:val="28"/>
+        </w:rPr>
+        <w:t>Lewis</w:t>
+      </w:r>
+      <w:r>
+        <w:rPr>
+          <w:rFonts w:ascii="Times New Roman" w:hAnsi="Times New Roman" w:cs="Times New Roman"/>
+          <w:sz w:val="28"/>
+          <w:szCs w:val="28"/>
+        </w:rPr>
+        <w:t xml:space="preserve"> </w:t>
+      </w:r>
+      <w:r>
+        <w:rPr>
+          <w:rFonts w:ascii="Times New Roman" w:hAnsi="Times New Roman" w:cs="Times New Roman"/>
+          <w:sz w:val="28"/>
+          <w:szCs w:val="28"/>
+        </w:rPr>
+        <w:t>(202</w:t>
+      </w:r>
+      <w:r>
+        <w:rPr>
+          <w:rFonts w:ascii="Times New Roman" w:hAnsi="Times New Roman" w:cs="Times New Roman"/>
+          <w:sz w:val="28"/>
+          <w:szCs w:val="28"/>
+        </w:rPr>
+        <w:t>3</w:t>
+      </w:r>
+      <w:r>
+        <w:rPr>
+          <w:rFonts w:ascii="Times New Roman" w:hAnsi="Times New Roman" w:cs="Times New Roman"/>
+          <w:sz w:val="28"/>
+          <w:szCs w:val="28"/>
+        </w:rPr>
+        <w:t>)</w:t>
       </w:r>
       <w:r>
         <w:rPr>
@@ -2157,7 +2521,7 @@
           <w:sz w:val="28"/>
           <w:szCs w:val="28"/>
         </w:rPr>
-        <w:t>Becta’s</w:t>
+        <w:t>Becta</w:t>
       </w:r>
       <w:proofErr w:type="spellEnd"/>
       <w:r>
@@ -2166,7 +2530,31 @@
           <w:sz w:val="28"/>
           <w:szCs w:val="28"/>
         </w:rPr>
-        <w:t xml:space="preserve"> study (2014) found that the problem of lack of time exists for teachers in many aspects of their work as it affects their ability to complete tasks, with some of the participant teachers specifically stating which aspects of ICT require more </w:t>
+        <w:t xml:space="preserve"> </w:t>
+      </w:r>
+      <w:r>
+        <w:rPr>
+          <w:rFonts w:ascii="Times New Roman" w:hAnsi="Times New Roman" w:cs="Times New Roman"/>
+          <w:sz w:val="28"/>
+          <w:szCs w:val="28"/>
+        </w:rPr>
+        <w:t>(20</w:t>
+      </w:r>
+      <w:r>
+        <w:rPr>
+          <w:rFonts w:ascii="Times New Roman" w:hAnsi="Times New Roman" w:cs="Times New Roman"/>
+          <w:sz w:val="28"/>
+          <w:szCs w:val="28"/>
+        </w:rPr>
+        <w:t>2</w:t>
+      </w:r>
+      <w:r>
+        <w:rPr>
+          <w:rFonts w:ascii="Times New Roman" w:hAnsi="Times New Roman" w:cs="Times New Roman"/>
+          <w:sz w:val="28"/>
+          <w:szCs w:val="28"/>
+        </w:rPr>
+        <w:t xml:space="preserve">4) found that the problem of lack of time exists for teachers in many aspects of their work as it affects their ability to complete tasks, with some of the participant teachers specifically stating which aspects of ICT require more time. These include the time needed to locate Internet advice, prepare lessons, explore </w:t>
       </w:r>
       <w:r>
         <w:rPr>
@@ -2175,7 +2563,7 @@
           <w:szCs w:val="28"/>
         </w:rPr>
         <w:lastRenderedPageBreak/>
-        <w:t xml:space="preserve">time. These include the time needed to locate Internet advice, prepare lessons, explore and practise using the technology, deal with technical problems, and receive adequate training. </w:t>
+        <w:t xml:space="preserve">and practise using the technology, deal with technical problems, and receive adequate training. </w:t>
       </w:r>
     </w:p>
     <w:p>
@@ -2252,15 +2640,15 @@
           <w:sz w:val="28"/>
           <w:szCs w:val="28"/>
         </w:rPr>
-        <w:t>, 20</w:t>
-      </w:r>
-      <w:r>
-        <w:rPr>
-          <w:rFonts w:ascii="Times New Roman" w:hAnsi="Times New Roman" w:cs="Times New Roman"/>
-          <w:sz w:val="28"/>
-          <w:szCs w:val="28"/>
-        </w:rPr>
-        <w:t>1</w:t>
+        <w:t>, 2</w:t>
+      </w:r>
+      <w:r>
+        <w:rPr>
+          <w:rFonts w:ascii="Times New Roman" w:hAnsi="Times New Roman" w:cs="Times New Roman"/>
+          <w:sz w:val="28"/>
+          <w:szCs w:val="28"/>
+        </w:rPr>
+        <w:t>02</w:t>
       </w:r>
       <w:r>
         <w:rPr>
@@ -2289,6 +2677,7 @@
     </w:p>
     <w:p>
       <w:pPr>
+        <w:spacing w:line="360" w:lineRule="auto"/>
         <w:jc w:val="both"/>
         <w:rPr>
           <w:rFonts w:ascii="Times New Roman" w:hAnsi="Times New Roman" w:cs="Times New Roman"/>
@@ -2327,6 +2716,7 @@
     </w:p>
     <w:p>
       <w:pPr>
+        <w:spacing w:line="360" w:lineRule="auto"/>
         <w:jc w:val="both"/>
         <w:rPr>
           <w:rFonts w:ascii="Times New Roman" w:hAnsi="Times New Roman" w:cs="Times New Roman"/>
@@ -2354,6 +2744,7 @@
     </w:p>
     <w:p>
       <w:pPr>
+        <w:spacing w:line="360" w:lineRule="auto"/>
         <w:jc w:val="both"/>
         <w:rPr>
           <w:rFonts w:ascii="Times New Roman" w:hAnsi="Times New Roman" w:cs="Times New Roman"/>
@@ -2381,6 +2772,7 @@
     </w:p>
     <w:p>
       <w:pPr>
+        <w:spacing w:line="360" w:lineRule="auto"/>
         <w:jc w:val="both"/>
         <w:rPr>
           <w:rFonts w:ascii="Times New Roman" w:hAnsi="Times New Roman" w:cs="Times New Roman"/>
@@ -2408,6 +2800,7 @@
     </w:p>
     <w:p>
       <w:pPr>
+        <w:spacing w:line="360" w:lineRule="auto"/>
         <w:jc w:val="both"/>
         <w:rPr>
           <w:rFonts w:ascii="Times New Roman" w:hAnsi="Times New Roman" w:cs="Times New Roman"/>
@@ -2455,6 +2848,7 @@
     </w:p>
     <w:p>
       <w:pPr>
+        <w:spacing w:line="360" w:lineRule="auto"/>
         <w:jc w:val="both"/>
         <w:rPr>
           <w:rFonts w:ascii="Times New Roman" w:hAnsi="Times New Roman" w:cs="Times New Roman"/>
@@ -2504,6 +2898,7 @@
     </w:p>
     <w:p>
       <w:pPr>
+        <w:spacing w:line="360" w:lineRule="auto"/>
         <w:jc w:val="both"/>
         <w:rPr>
           <w:rFonts w:ascii="Times New Roman" w:hAnsi="Times New Roman" w:cs="Times New Roman"/>
@@ -2531,6 +2926,7 @@
     </w:p>
     <w:p>
       <w:pPr>
+        <w:spacing w:line="360" w:lineRule="auto"/>
         <w:jc w:val="both"/>
         <w:rPr>
           <w:rFonts w:ascii="Times New Roman" w:hAnsi="Times New Roman" w:cs="Times New Roman"/>
@@ -2545,6 +2941,7 @@
           <w:color w:val="000000" w:themeColor="text1"/>
           <w:sz w:val="28"/>
         </w:rPr>
+        <w:lastRenderedPageBreak/>
         <w:t xml:space="preserve">ICT use motivates learning: </w:t>
       </w:r>
       <w:r>
@@ -2558,6 +2955,7 @@
     </w:p>
     <w:p>
       <w:pPr>
+        <w:spacing w:line="360" w:lineRule="auto"/>
         <w:jc w:val="both"/>
         <w:rPr>
           <w:rFonts w:ascii="Times New Roman" w:hAnsi="Times New Roman" w:cs="Times New Roman"/>
@@ -2580,28 +2978,28 @@
           <w:color w:val="000000" w:themeColor="text1"/>
           <w:sz w:val="28"/>
         </w:rPr>
-        <w:t xml:space="preserve">When ICT is integrated into lessons, students become more engaged in their work. This is </w:t>
-      </w:r>
-      <w:r>
-        <w:rPr>
-          <w:rFonts w:ascii="Times New Roman" w:hAnsi="Times New Roman" w:cs="Times New Roman"/>
+        <w:t>When ICT is integrated into lessons, students become more engaged in their work. This is because technology provides different opportunities to make it more fun and enjoyable in terms of teaching the same things in different ways</w:t>
+      </w:r>
+    </w:p>
+    <w:p>
+      <w:pPr>
+        <w:jc w:val="both"/>
+        <w:rPr>
+          <w:rFonts w:ascii="Times New Roman" w:hAnsi="Times New Roman" w:cs="Times New Roman"/>
+          <w:b/>
           <w:color w:val="000000" w:themeColor="text1"/>
           <w:sz w:val="28"/>
         </w:rPr>
-        <w:lastRenderedPageBreak/>
-        <w:t>because technology provides different opportunities to make it more fun and enjoyable in terms of teaching the same things in different ways</w:t>
-      </w:r>
-    </w:p>
-    <w:p>
-      <w:pPr>
-        <w:jc w:val="both"/>
+      </w:pPr>
+      <w:r>
         <w:rPr>
           <w:rFonts w:ascii="Times New Roman" w:hAnsi="Times New Roman" w:cs="Times New Roman"/>
           <w:b/>
           <w:color w:val="000000" w:themeColor="text1"/>
           <w:sz w:val="28"/>
         </w:rPr>
-      </w:pPr>
+        <w:t>DISADVANTAGES OF ICT IN TEACHING AN</w:t>
+      </w:r>
       <w:r>
         <w:rPr>
           <w:rFonts w:ascii="Times New Roman" w:hAnsi="Times New Roman" w:cs="Times New Roman"/>
@@ -2609,7 +3007,7 @@
           <w:color w:val="000000" w:themeColor="text1"/>
           <w:sz w:val="28"/>
         </w:rPr>
-        <w:t>DISADVANTAGES OF ICT IN TEACHING AN</w:t>
+        <w:t>D</w:t>
       </w:r>
       <w:r>
         <w:rPr>
@@ -2618,161 +3016,168 @@
           <w:color w:val="000000" w:themeColor="text1"/>
           <w:sz w:val="28"/>
         </w:rPr>
-        <w:t>D</w:t>
-      </w:r>
-      <w:bookmarkStart w:id="0" w:name="_GoBack"/>
-      <w:bookmarkEnd w:id="0"/>
-      <w:r>
-        <w:rPr>
-          <w:rFonts w:ascii="Times New Roman" w:hAnsi="Times New Roman" w:cs="Times New Roman"/>
-          <w:b/>
-          <w:color w:val="000000" w:themeColor="text1"/>
-          <w:sz w:val="28"/>
-        </w:rPr>
         <w:t xml:space="preserve"> LEARNING</w:t>
       </w:r>
     </w:p>
     <w:p>
       <w:pPr>
-        <w:jc w:val="both"/>
-        <w:rPr>
-          <w:rFonts w:ascii="Times New Roman" w:hAnsi="Times New Roman" w:cs="Times New Roman"/>
-          <w:color w:val="000000" w:themeColor="text1"/>
-          <w:sz w:val="28"/>
-        </w:rPr>
-      </w:pPr>
-      <w:r>
-        <w:rPr>
-          <w:rFonts w:ascii="Times New Roman" w:hAnsi="Times New Roman" w:cs="Times New Roman"/>
-          <w:color w:val="000000" w:themeColor="text1"/>
-          <w:sz w:val="28"/>
-        </w:rPr>
-        <w:t>ICT use allows for effective </w:t>
-      </w:r>
-      <w:hyperlink r:id="rId9" w:history="1">
-        <w:r>
-          <w:rPr>
-            <w:rStyle w:val="Hyperlink"/>
-            <w:rFonts w:ascii="Times New Roman" w:hAnsi="Times New Roman" w:cs="Times New Roman"/>
-            <w:color w:val="000000" w:themeColor="text1"/>
-            <w:sz w:val="28"/>
-            <w:u w:val="none"/>
-          </w:rPr>
-          <w:t>Differentiation Instruction with technology</w:t>
-        </w:r>
-      </w:hyperlink>
-    </w:p>
-    <w:p>
-      <w:pPr>
-        <w:jc w:val="both"/>
-        <w:rPr>
-          <w:rFonts w:ascii="Times New Roman" w:hAnsi="Times New Roman" w:cs="Times New Roman"/>
-          <w:color w:val="000000" w:themeColor="text1"/>
-          <w:sz w:val="28"/>
-        </w:rPr>
-      </w:pPr>
-      <w:r>
-        <w:rPr>
-          <w:rFonts w:ascii="Times New Roman" w:hAnsi="Times New Roman" w:cs="Times New Roman"/>
-          <w:color w:val="000000" w:themeColor="text1"/>
-          <w:sz w:val="28"/>
-        </w:rPr>
-        <w:t>Disadvantages of ICT in Teaching and Learning</w:t>
-      </w:r>
-    </w:p>
-    <w:p>
-      <w:pPr>
-        <w:jc w:val="both"/>
-        <w:rPr>
-          <w:rFonts w:ascii="Times New Roman" w:hAnsi="Times New Roman" w:cs="Times New Roman"/>
-          <w:color w:val="000000" w:themeColor="text1"/>
-          <w:sz w:val="28"/>
-        </w:rPr>
-      </w:pPr>
-      <w:r>
-        <w:rPr>
-          <w:rFonts w:ascii="Times New Roman" w:hAnsi="Times New Roman" w:cs="Times New Roman"/>
-          <w:color w:val="000000" w:themeColor="text1"/>
-          <w:sz w:val="28"/>
-        </w:rPr>
-        <w:t>Technology use in the classroom can be a distraction</w:t>
-      </w:r>
-    </w:p>
-    <w:p>
-      <w:pPr>
-        <w:jc w:val="both"/>
-        <w:rPr>
-          <w:rFonts w:ascii="Times New Roman" w:hAnsi="Times New Roman" w:cs="Times New Roman"/>
-          <w:color w:val="000000" w:themeColor="text1"/>
-          <w:sz w:val="28"/>
-        </w:rPr>
-      </w:pPr>
-      <w:r>
-        <w:rPr>
-          <w:rFonts w:ascii="Times New Roman" w:hAnsi="Times New Roman" w:cs="Times New Roman"/>
-          <w:color w:val="000000" w:themeColor="text1"/>
-          <w:sz w:val="28"/>
-        </w:rPr>
-        <w:t>Technology can detract students from social interactions</w:t>
-      </w:r>
-    </w:p>
-    <w:p>
-      <w:pPr>
-        <w:jc w:val="both"/>
-        <w:rPr>
-          <w:rFonts w:ascii="Times New Roman" w:hAnsi="Times New Roman" w:cs="Times New Roman"/>
-          <w:color w:val="000000" w:themeColor="text1"/>
-          <w:sz w:val="28"/>
-        </w:rPr>
-      </w:pPr>
-      <w:r>
-        <w:rPr>
-          <w:rFonts w:ascii="Times New Roman" w:hAnsi="Times New Roman" w:cs="Times New Roman"/>
-          <w:color w:val="000000" w:themeColor="text1"/>
-          <w:sz w:val="28"/>
-        </w:rPr>
-        <w:t>Technology can foster cheating</w:t>
-      </w:r>
-    </w:p>
-    <w:p>
-      <w:pPr>
-        <w:jc w:val="both"/>
-        <w:rPr>
-          <w:rFonts w:ascii="Times New Roman" w:hAnsi="Times New Roman" w:cs="Times New Roman"/>
-          <w:color w:val="000000" w:themeColor="text1"/>
-          <w:sz w:val="28"/>
-        </w:rPr>
-      </w:pPr>
-      <w:r>
-        <w:rPr>
-          <w:rFonts w:ascii="Times New Roman" w:hAnsi="Times New Roman" w:cs="Times New Roman"/>
-          <w:color w:val="000000" w:themeColor="text1"/>
-          <w:sz w:val="28"/>
-        </w:rPr>
-        <w:t>Not all students have equal access</w:t>
-      </w:r>
-    </w:p>
-    <w:p>
-      <w:pPr>
-        <w:jc w:val="both"/>
-        <w:rPr>
-          <w:rFonts w:ascii="Times New Roman" w:hAnsi="Times New Roman" w:cs="Times New Roman"/>
-          <w:color w:val="000000" w:themeColor="text1"/>
-          <w:sz w:val="28"/>
-        </w:rPr>
-      </w:pPr>
-    </w:p>
-    <w:p>
-      <w:pPr>
-        <w:spacing w:line="360" w:lineRule="auto"/>
-        <w:ind w:left="-11"/>
-        <w:jc w:val="both"/>
-        <w:rPr>
-          <w:rFonts w:ascii="Times New Roman" w:hAnsi="Times New Roman" w:cs="Times New Roman"/>
-          <w:sz w:val="28"/>
-          <w:szCs w:val="28"/>
-        </w:rPr>
-      </w:pPr>
+        <w:spacing w:after="0" w:line="360" w:lineRule="auto"/>
+        <w:jc w:val="both"/>
+        <w:rPr>
+          <w:rFonts w:ascii="Times New Roman" w:eastAsia="Times New Roman" w:hAnsi="Times New Roman" w:cs="Times New Roman"/>
+          <w:sz w:val="28"/>
+          <w:szCs w:val="24"/>
+          <w:lang w:eastAsia="en-GB"/>
+        </w:rPr>
+      </w:pPr>
+      <w:r>
+        <w:rPr>
+          <w:rFonts w:ascii="Times New Roman" w:eastAsia="Times New Roman" w:hAnsi="Times New Roman" w:cs="Times New Roman"/>
+          <w:b/>
+          <w:bCs/>
+          <w:sz w:val="28"/>
+          <w:szCs w:val="24"/>
+          <w:lang w:eastAsia="en-GB"/>
+        </w:rPr>
+        <w:t>High Cost of Implementation</w:t>
+      </w:r>
+      <w:r>
+        <w:rPr>
+          <w:rFonts w:ascii="Times New Roman" w:eastAsia="Times New Roman" w:hAnsi="Times New Roman" w:cs="Times New Roman"/>
+          <w:sz w:val="28"/>
+          <w:szCs w:val="24"/>
+          <w:lang w:eastAsia="en-GB"/>
+        </w:rPr>
+        <w:t>: Procuring ICT equipment such as computers, projectors, internet facilities, and maintaining them can be expensive for many schools, especially in rural or underfunded areas.</w:t>
+      </w:r>
+    </w:p>
+    <w:p>
+      <w:pPr>
+        <w:spacing w:after="0" w:line="360" w:lineRule="auto"/>
+        <w:jc w:val="both"/>
+        <w:rPr>
+          <w:rFonts w:ascii="Times New Roman" w:eastAsia="Times New Roman" w:hAnsi="Times New Roman" w:cs="Times New Roman"/>
+          <w:sz w:val="28"/>
+          <w:szCs w:val="24"/>
+          <w:lang w:eastAsia="en-GB"/>
+        </w:rPr>
+      </w:pPr>
+      <w:r>
+        <w:rPr>
+          <w:rFonts w:ascii="Times New Roman" w:eastAsia="Times New Roman" w:hAnsi="Times New Roman" w:cs="Times New Roman"/>
+          <w:b/>
+          <w:bCs/>
+          <w:sz w:val="28"/>
+          <w:szCs w:val="24"/>
+          <w:lang w:eastAsia="en-GB"/>
+        </w:rPr>
+        <w:t>Digital Divide</w:t>
+      </w:r>
+      <w:r>
+        <w:rPr>
+          <w:rFonts w:ascii="Times New Roman" w:eastAsia="Times New Roman" w:hAnsi="Times New Roman" w:cs="Times New Roman"/>
+          <w:sz w:val="28"/>
+          <w:szCs w:val="24"/>
+          <w:lang w:eastAsia="en-GB"/>
+        </w:rPr>
+        <w:t>: Not all students and teachers have equal access to ICT tools. This can widen the educational gap between urban and rural learners, or between students from different socioeconomic backgrounds.</w:t>
+      </w:r>
+    </w:p>
+    <w:p>
+      <w:pPr>
+        <w:spacing w:after="0" w:line="360" w:lineRule="auto"/>
+        <w:jc w:val="both"/>
+        <w:rPr>
+          <w:rFonts w:ascii="Times New Roman" w:eastAsia="Times New Roman" w:hAnsi="Times New Roman" w:cs="Times New Roman"/>
+          <w:sz w:val="28"/>
+          <w:szCs w:val="24"/>
+          <w:lang w:eastAsia="en-GB"/>
+        </w:rPr>
+      </w:pPr>
+      <w:r>
+        <w:rPr>
+          <w:rFonts w:ascii="Times New Roman" w:eastAsia="Times New Roman" w:hAnsi="Times New Roman" w:cs="Times New Roman"/>
+          <w:b/>
+          <w:bCs/>
+          <w:sz w:val="28"/>
+          <w:szCs w:val="24"/>
+          <w:lang w:eastAsia="en-GB"/>
+        </w:rPr>
+        <w:t>Lack of ICT Skills</w:t>
+      </w:r>
+      <w:r>
+        <w:rPr>
+          <w:rFonts w:ascii="Times New Roman" w:eastAsia="Times New Roman" w:hAnsi="Times New Roman" w:cs="Times New Roman"/>
+          <w:sz w:val="28"/>
+          <w:szCs w:val="24"/>
+          <w:lang w:eastAsia="en-GB"/>
+        </w:rPr>
+        <w:t>: Both students and teachers may lack adequate training to use ICT tools effectively, limiting the impact of technology on the learning process.</w:t>
+      </w:r>
+    </w:p>
+    <w:p>
+      <w:pPr>
+        <w:spacing w:after="0" w:line="360" w:lineRule="auto"/>
+        <w:jc w:val="both"/>
+        <w:rPr>
+          <w:rFonts w:ascii="Times New Roman" w:eastAsia="Times New Roman" w:hAnsi="Times New Roman" w:cs="Times New Roman"/>
+          <w:sz w:val="28"/>
+          <w:szCs w:val="24"/>
+          <w:lang w:eastAsia="en-GB"/>
+        </w:rPr>
+      </w:pPr>
+      <w:r>
+        <w:rPr>
+          <w:rFonts w:ascii="Times New Roman" w:eastAsia="Times New Roman" w:hAnsi="Times New Roman" w:cs="Times New Roman"/>
+          <w:b/>
+          <w:bCs/>
+          <w:sz w:val="28"/>
+          <w:szCs w:val="24"/>
+          <w:lang w:eastAsia="en-GB"/>
+        </w:rPr>
+        <w:t>Distraction and Misuse</w:t>
+      </w:r>
+      <w:r>
+        <w:rPr>
+          <w:rFonts w:ascii="Times New Roman" w:eastAsia="Times New Roman" w:hAnsi="Times New Roman" w:cs="Times New Roman"/>
+          <w:sz w:val="28"/>
+          <w:szCs w:val="24"/>
+          <w:lang w:eastAsia="en-GB"/>
+        </w:rPr>
+        <w:t>: Students may use ICT devices for non-educational purposes such as social media or gaming during class time, leading to reduced focus and academic performance.</w:t>
+      </w:r>
+    </w:p>
+    <w:p>
+      <w:pPr>
+        <w:spacing w:after="0" w:line="360" w:lineRule="auto"/>
+        <w:jc w:val="both"/>
+        <w:rPr>
+          <w:rFonts w:ascii="Times New Roman" w:eastAsia="Times New Roman" w:hAnsi="Times New Roman" w:cs="Times New Roman"/>
+          <w:sz w:val="28"/>
+          <w:szCs w:val="24"/>
+          <w:lang w:eastAsia="en-GB"/>
+        </w:rPr>
+      </w:pPr>
+      <w:r>
+        <w:rPr>
+          <w:rFonts w:ascii="Times New Roman" w:eastAsia="Times New Roman" w:hAnsi="Times New Roman" w:cs="Times New Roman"/>
+          <w:b/>
+          <w:bCs/>
+          <w:sz w:val="28"/>
+          <w:szCs w:val="24"/>
+          <w:lang w:eastAsia="en-GB"/>
+        </w:rPr>
+        <w:t>Reduced Teacher-Student Interaction</w:t>
+      </w:r>
+      <w:r>
+        <w:rPr>
+          <w:rFonts w:ascii="Times New Roman" w:eastAsia="Times New Roman" w:hAnsi="Times New Roman" w:cs="Times New Roman"/>
+          <w:sz w:val="28"/>
+          <w:szCs w:val="24"/>
+          <w:lang w:eastAsia="en-GB"/>
+        </w:rPr>
+        <w:t>: Over-reliance on digital content may decrease face-to-face interaction, which is vital for mentorship, motivation, and holistic learning.</w:t>
+      </w:r>
     </w:p>
     <w:p>
       <w:pPr>
@@ -2805,35 +3210,188 @@
         <w:jc w:val="both"/>
         <w:rPr>
           <w:rFonts w:ascii="Times New Roman" w:hAnsi="Times New Roman" w:cs="Times New Roman"/>
-          <w:sz w:val="28"/>
-          <w:szCs w:val="28"/>
-        </w:rPr>
-      </w:pPr>
-      <w:r>
-        <w:rPr>
-          <w:rFonts w:ascii="Times New Roman" w:hAnsi="Times New Roman" w:cs="Times New Roman"/>
-          <w:sz w:val="28"/>
-          <w:szCs w:val="28"/>
-        </w:rPr>
-        <w:t xml:space="preserve">The integration of ICT into the very idea of teaching and learning has placed pedagogy over technology. Our concern here was not just to master ICT skills, but rather using ICT to improve teaching and learning. The major emphasis of ICT infusion in pedagogy is such that it tends to improve learning, motivate and engage learners, promote collaboration, foster enquiry and exploration, and create a new learner </w:t>
-      </w:r>
-      <w:proofErr w:type="spellStart"/>
-      <w:r>
-        <w:rPr>
-          <w:rFonts w:ascii="Times New Roman" w:hAnsi="Times New Roman" w:cs="Times New Roman"/>
-          <w:sz w:val="28"/>
-          <w:szCs w:val="28"/>
-        </w:rPr>
-        <w:t>centered</w:t>
-      </w:r>
-      <w:proofErr w:type="spellEnd"/>
-      <w:r>
-        <w:rPr>
-          <w:rFonts w:ascii="Times New Roman" w:hAnsi="Times New Roman" w:cs="Times New Roman"/>
-          <w:sz w:val="28"/>
-          <w:szCs w:val="28"/>
-        </w:rPr>
-        <w:t xml:space="preserve"> learning culture. </w:t>
+          <w:sz w:val="36"/>
+          <w:szCs w:val="28"/>
+        </w:rPr>
+      </w:pPr>
+      <w:r>
+        <w:rPr>
+          <w:rFonts w:ascii="Times New Roman" w:hAnsi="Times New Roman" w:cs="Times New Roman"/>
+          <w:sz w:val="28"/>
+        </w:rPr>
+        <w:t>The integration of Information and Communication Technology (ICT) into the teaching and learning process has transformed education by enhancing access to information, fostering interactive learning, and improving instructional delivery. However, its effectiveness is hindered by challenges such as high costs, unequal access, technical issues, and a lack of ICT literacy among users. These limitations underscore the need for strategic planning and support to maximize the benefits of ICT in education.</w:t>
+      </w:r>
+    </w:p>
+    <w:p>
+      <w:pPr>
+        <w:spacing w:after="0" w:line="360" w:lineRule="auto"/>
+        <w:ind w:right="207"/>
+        <w:jc w:val="both"/>
+        <w:rPr>
+          <w:rFonts w:ascii="Times New Roman" w:hAnsi="Times New Roman" w:cs="Times New Roman"/>
+          <w:b/>
+          <w:caps/>
+          <w:sz w:val="28"/>
+          <w:szCs w:val="28"/>
+        </w:rPr>
+      </w:pPr>
+      <w:r>
+        <w:rPr>
+          <w:rFonts w:ascii="Times New Roman" w:hAnsi="Times New Roman" w:cs="Times New Roman"/>
+          <w:b/>
+          <w:caps/>
+          <w:sz w:val="28"/>
+          <w:szCs w:val="28"/>
+        </w:rPr>
+        <w:t xml:space="preserve">Recommendations </w:t>
+      </w:r>
+    </w:p>
+    <w:p>
+      <w:pPr>
+        <w:pStyle w:val="ListParagraph"/>
+        <w:numPr>
+          <w:ilvl w:val="0"/>
+          <w:numId w:val="8"/>
+        </w:numPr>
+        <w:spacing w:after="100" w:afterAutospacing="1" w:line="360" w:lineRule="auto"/>
+        <w:jc w:val="both"/>
+        <w:rPr>
+          <w:rFonts w:ascii="Times New Roman" w:eastAsia="Times New Roman" w:hAnsi="Times New Roman" w:cs="Times New Roman"/>
+          <w:sz w:val="28"/>
+          <w:szCs w:val="24"/>
+          <w:lang w:eastAsia="en-GB"/>
+        </w:rPr>
+      </w:pPr>
+      <w:r>
+        <w:rPr>
+          <w:rFonts w:ascii="Times New Roman" w:eastAsia="Times New Roman" w:hAnsi="Times New Roman" w:cs="Times New Roman"/>
+          <w:sz w:val="28"/>
+          <w:szCs w:val="24"/>
+          <w:lang w:eastAsia="en-GB"/>
+        </w:rPr>
+        <w:t>Increased funding should be provided</w:t>
+      </w:r>
+      <w:r>
+        <w:rPr>
+          <w:rFonts w:ascii="Times New Roman" w:eastAsia="Times New Roman" w:hAnsi="Times New Roman" w:cs="Times New Roman"/>
+          <w:sz w:val="28"/>
+          <w:szCs w:val="24"/>
+          <w:lang w:eastAsia="en-GB"/>
+        </w:rPr>
+        <w:t xml:space="preserve"> by the Government</w:t>
+      </w:r>
+      <w:r>
+        <w:rPr>
+          <w:rFonts w:ascii="Times New Roman" w:eastAsia="Times New Roman" w:hAnsi="Times New Roman" w:cs="Times New Roman"/>
+          <w:sz w:val="28"/>
+          <w:szCs w:val="24"/>
+          <w:lang w:eastAsia="en-GB"/>
+        </w:rPr>
+        <w:t xml:space="preserve"> to equip schools with ICT infrastructure and ensure their maintenance.</w:t>
+      </w:r>
+    </w:p>
+    <w:p>
+      <w:pPr>
+        <w:pStyle w:val="ListParagraph"/>
+        <w:numPr>
+          <w:ilvl w:val="0"/>
+          <w:numId w:val="8"/>
+        </w:numPr>
+        <w:spacing w:before="100" w:beforeAutospacing="1" w:after="100" w:afterAutospacing="1" w:line="360" w:lineRule="auto"/>
+        <w:jc w:val="both"/>
+        <w:rPr>
+          <w:rFonts w:ascii="Times New Roman" w:eastAsia="Times New Roman" w:hAnsi="Times New Roman" w:cs="Times New Roman"/>
+          <w:sz w:val="28"/>
+          <w:szCs w:val="24"/>
+          <w:lang w:eastAsia="en-GB"/>
+        </w:rPr>
+      </w:pPr>
+      <w:r>
+        <w:rPr>
+          <w:rFonts w:ascii="Times New Roman" w:eastAsia="Times New Roman" w:hAnsi="Times New Roman" w:cs="Times New Roman"/>
+          <w:sz w:val="28"/>
+          <w:szCs w:val="24"/>
+          <w:lang w:eastAsia="en-GB"/>
+        </w:rPr>
+        <w:t>Continuous training programs should be organized for teachers and students to improve ICT skills and digital literacy.</w:t>
+      </w:r>
+    </w:p>
+    <w:p>
+      <w:pPr>
+        <w:pStyle w:val="ListParagraph"/>
+        <w:numPr>
+          <w:ilvl w:val="0"/>
+          <w:numId w:val="8"/>
+        </w:numPr>
+        <w:spacing w:before="100" w:beforeAutospacing="1" w:after="100" w:afterAutospacing="1" w:line="360" w:lineRule="auto"/>
+        <w:jc w:val="both"/>
+        <w:rPr>
+          <w:rFonts w:ascii="Times New Roman" w:eastAsia="Times New Roman" w:hAnsi="Times New Roman" w:cs="Times New Roman"/>
+          <w:sz w:val="28"/>
+          <w:szCs w:val="24"/>
+          <w:lang w:eastAsia="en-GB"/>
+        </w:rPr>
+      </w:pPr>
+      <w:r>
+        <w:rPr>
+          <w:rFonts w:ascii="Times New Roman" w:eastAsia="Times New Roman" w:hAnsi="Times New Roman" w:cs="Times New Roman"/>
+          <w:sz w:val="28"/>
+          <w:szCs w:val="24"/>
+          <w:lang w:eastAsia="en-GB"/>
+        </w:rPr>
+        <w:t>Clear policies should be established to guide the appropriate use of ICT tools in schools and safeguard students from online risks.</w:t>
+      </w:r>
+    </w:p>
+    <w:p>
+      <w:pPr>
+        <w:pStyle w:val="ListParagraph"/>
+        <w:numPr>
+          <w:ilvl w:val="0"/>
+          <w:numId w:val="8"/>
+        </w:numPr>
+        <w:spacing w:before="100" w:beforeAutospacing="1" w:after="100" w:afterAutospacing="1" w:line="360" w:lineRule="auto"/>
+        <w:jc w:val="both"/>
+        <w:rPr>
+          <w:rFonts w:ascii="Times New Roman" w:eastAsia="Times New Roman" w:hAnsi="Times New Roman" w:cs="Times New Roman"/>
+          <w:sz w:val="28"/>
+          <w:szCs w:val="24"/>
+          <w:lang w:eastAsia="en-GB"/>
+        </w:rPr>
+      </w:pPr>
+      <w:r>
+        <w:rPr>
+          <w:rFonts w:ascii="Times New Roman" w:eastAsia="Times New Roman" w:hAnsi="Times New Roman" w:cs="Times New Roman"/>
+          <w:sz w:val="28"/>
+          <w:szCs w:val="24"/>
+          <w:lang w:eastAsia="en-GB"/>
+        </w:rPr>
+        <w:t>Initiatives should be designed to bridge the digital divide, ensuring rural and disadvantaged communities have access to the same resources as urban areas.</w:t>
+      </w:r>
+    </w:p>
+    <w:p>
+      <w:pPr>
+        <w:pStyle w:val="ListParagraph"/>
+        <w:numPr>
+          <w:ilvl w:val="0"/>
+          <w:numId w:val="8"/>
+        </w:numPr>
+        <w:spacing w:before="100" w:beforeAutospacing="1" w:after="100" w:afterAutospacing="1" w:line="360" w:lineRule="auto"/>
+        <w:jc w:val="both"/>
+        <w:rPr>
+          <w:rFonts w:ascii="Times New Roman" w:eastAsia="Times New Roman" w:hAnsi="Times New Roman" w:cs="Times New Roman"/>
+          <w:sz w:val="28"/>
+          <w:szCs w:val="24"/>
+          <w:lang w:eastAsia="en-GB"/>
+        </w:rPr>
+      </w:pPr>
+      <w:r>
+        <w:rPr>
+          <w:rFonts w:ascii="Times New Roman" w:eastAsia="Times New Roman" w:hAnsi="Times New Roman" w:cs="Times New Roman"/>
+          <w:sz w:val="28"/>
+          <w:szCs w:val="24"/>
+          <w:lang w:eastAsia="en-GB"/>
+        </w:rPr>
+        <w:t>ICT should complement, not replace, traditional teaching methods to preserve the social and interactive aspects of education.</w:t>
       </w:r>
     </w:p>
     <w:p>
@@ -2843,104 +3401,10 @@
         <w:jc w:val="both"/>
         <w:rPr>
           <w:rFonts w:ascii="Times New Roman" w:hAnsi="Times New Roman" w:cs="Times New Roman"/>
-          <w:b/>
-          <w:caps/>
-          <w:sz w:val="28"/>
-          <w:szCs w:val="28"/>
-        </w:rPr>
-      </w:pPr>
-    </w:p>
-    <w:p>
-      <w:pPr>
-        <w:spacing w:line="360" w:lineRule="auto"/>
-        <w:ind w:right="207"/>
-        <w:jc w:val="both"/>
-        <w:rPr>
-          <w:rFonts w:ascii="Times New Roman" w:hAnsi="Times New Roman" w:cs="Times New Roman"/>
-          <w:b/>
-          <w:caps/>
-          <w:sz w:val="28"/>
-          <w:szCs w:val="28"/>
-        </w:rPr>
-      </w:pPr>
-      <w:r>
-        <w:rPr>
-          <w:rFonts w:ascii="Times New Roman" w:hAnsi="Times New Roman" w:cs="Times New Roman"/>
-          <w:b/>
-          <w:caps/>
-          <w:sz w:val="28"/>
-          <w:szCs w:val="28"/>
-        </w:rPr>
-        <w:t xml:space="preserve">Recommendations </w:t>
-      </w:r>
-    </w:p>
-    <w:p>
-      <w:pPr>
-        <w:spacing w:line="360" w:lineRule="auto"/>
-        <w:ind w:right="207"/>
-        <w:jc w:val="both"/>
-        <w:rPr>
-          <w:rFonts w:ascii="Times New Roman" w:hAnsi="Times New Roman" w:cs="Times New Roman"/>
-          <w:sz w:val="28"/>
-          <w:szCs w:val="28"/>
-        </w:rPr>
-      </w:pPr>
-      <w:r>
-        <w:rPr>
-          <w:rFonts w:ascii="Times New Roman" w:hAnsi="Times New Roman" w:cs="Times New Roman"/>
-          <w:sz w:val="28"/>
-          <w:szCs w:val="28"/>
-        </w:rPr>
-        <w:t xml:space="preserve">Since ICT provides greater opportunity for both teachers and students to adjust learning and teaching to individual needs, therefore, it is necessary to enhance the integration of ICT concept and application in School education. </w:t>
-      </w:r>
-    </w:p>
-    <w:p>
-      <w:pPr>
-        <w:spacing w:line="360" w:lineRule="auto"/>
-        <w:ind w:right="207"/>
-        <w:jc w:val="both"/>
-        <w:rPr>
-          <w:rFonts w:ascii="Times New Roman" w:hAnsi="Times New Roman" w:cs="Times New Roman"/>
-          <w:sz w:val="28"/>
-          <w:szCs w:val="28"/>
-        </w:rPr>
-      </w:pPr>
-      <w:r>
-        <w:rPr>
-          <w:rFonts w:ascii="Times New Roman" w:hAnsi="Times New Roman" w:cs="Times New Roman"/>
-          <w:sz w:val="28"/>
-        </w:rPr>
-        <w:t>The effective use of ICTs in teaching learning process also depends on teacher’s ICT competency and skill</w:t>
-      </w:r>
-      <w:r>
-        <w:rPr>
-          <w:rFonts w:ascii="Times New Roman" w:hAnsi="Times New Roman" w:cs="Times New Roman"/>
-          <w:sz w:val="28"/>
-        </w:rPr>
-        <w:t xml:space="preserve">. Therefore, it is recommended that </w:t>
-      </w:r>
-      <w:r>
-        <w:rPr>
-          <w:rFonts w:ascii="Times New Roman" w:hAnsi="Times New Roman" w:cs="Times New Roman"/>
-          <w:sz w:val="28"/>
-        </w:rPr>
-        <w:t>teachers</w:t>
-      </w:r>
-      <w:r>
-        <w:rPr>
-          <w:rFonts w:ascii="Times New Roman" w:hAnsi="Times New Roman" w:cs="Times New Roman"/>
-          <w:sz w:val="28"/>
-        </w:rPr>
-        <w:t xml:space="preserve"> (lecturers) be trained on how to use ICT in teaching process.</w:t>
-      </w:r>
-      <w:r>
-        <w:rPr>
-          <w:rFonts w:ascii="Times New Roman" w:hAnsi="Times New Roman" w:cs="Times New Roman"/>
-          <w:sz w:val="36"/>
-          <w:szCs w:val="28"/>
-        </w:rPr>
-        <w:t xml:space="preserve"> </w:t>
-      </w:r>
+          <w:sz w:val="28"/>
+          <w:szCs w:val="28"/>
+        </w:rPr>
+      </w:pPr>
       <w:r>
         <w:rPr>
           <w:rFonts w:ascii="Times New Roman" w:hAnsi="Times New Roman" w:cs="Times New Roman"/>
@@ -3017,7 +3481,23 @@
           <w:sz w:val="28"/>
           <w:szCs w:val="28"/>
         </w:rPr>
-        <w:t xml:space="preserve">, O. (2013). The use and management of ICT in schools: strategies for school leaders. </w:t>
+        <w:t>, O. (20</w:t>
+      </w:r>
+      <w:r>
+        <w:rPr>
+          <w:rFonts w:ascii="Times New Roman" w:hAnsi="Times New Roman" w:cs="Times New Roman"/>
+          <w:sz w:val="28"/>
+          <w:szCs w:val="28"/>
+        </w:rPr>
+        <w:t>2</w:t>
+      </w:r>
+      <w:r>
+        <w:rPr>
+          <w:rFonts w:ascii="Times New Roman" w:hAnsi="Times New Roman" w:cs="Times New Roman"/>
+          <w:sz w:val="28"/>
+          <w:szCs w:val="28"/>
+        </w:rPr>
+        <w:t xml:space="preserve">3). The use and management of ICT in schools: strategies for school leaders. </w:t>
       </w:r>
       <w:r>
         <w:rPr>
@@ -3081,7 +3561,23 @@
           <w:sz w:val="28"/>
           <w:szCs w:val="28"/>
         </w:rPr>
-        <w:t xml:space="preserve">, G. (2014). Multiple factors supporting the transition to ICT-rich learning environments in India, Turkey, and Chile.  </w:t>
+        <w:t>, G. (20</w:t>
+      </w:r>
+      <w:r>
+        <w:rPr>
+          <w:rFonts w:ascii="Times New Roman" w:hAnsi="Times New Roman" w:cs="Times New Roman"/>
+          <w:sz w:val="28"/>
+          <w:szCs w:val="28"/>
+        </w:rPr>
+        <w:t>2</w:t>
+      </w:r>
+      <w:r>
+        <w:rPr>
+          <w:rFonts w:ascii="Times New Roman" w:hAnsi="Times New Roman" w:cs="Times New Roman"/>
+          <w:sz w:val="28"/>
+          <w:szCs w:val="28"/>
+        </w:rPr>
+        <w:t xml:space="preserve">4). Multiple factors supporting the transition to ICT-rich learning environments in India, Turkey, and Chile.  </w:t>
       </w:r>
       <w:r>
         <w:rPr>
@@ -3101,6 +3597,15 @@
         </w:rPr>
         <w:t xml:space="preserve"> </w:t>
       </w:r>
+      <w:r>
+        <w:rPr>
+          <w:rFonts w:ascii="Times New Roman" w:hAnsi="Times New Roman" w:cs="Times New Roman"/>
+          <w:i/>
+          <w:sz w:val="28"/>
+          <w:szCs w:val="28"/>
+        </w:rPr>
+        <w:t xml:space="preserve">Education </w:t>
+      </w:r>
       <w:proofErr w:type="gramStart"/>
       <w:r>
         <w:rPr>
@@ -3109,7 +3614,16 @@
           <w:sz w:val="28"/>
           <w:szCs w:val="28"/>
         </w:rPr>
-        <w:t>Education  and</w:t>
+        <w:t>and</w:t>
+      </w:r>
+      <w:r>
+        <w:rPr>
+          <w:rFonts w:ascii="Times New Roman" w:hAnsi="Times New Roman" w:cs="Times New Roman"/>
+          <w:i/>
+          <w:sz w:val="28"/>
+          <w:szCs w:val="28"/>
+        </w:rPr>
+        <w:t xml:space="preserve">  Development</w:t>
       </w:r>
       <w:proofErr w:type="gramEnd"/>
       <w:r>
@@ -3119,7 +3633,7 @@
           <w:sz w:val="28"/>
           <w:szCs w:val="28"/>
         </w:rPr>
-        <w:t xml:space="preserve">  Development  using  Information  and Communication  Technology  (IJEDICT)</w:t>
+        <w:t xml:space="preserve">  using  Information  and Communication  Technology  (IJEDICT)</w:t>
       </w:r>
       <w:r>
         <w:rPr>
@@ -3189,7 +3703,23 @@
           <w:sz w:val="28"/>
           <w:szCs w:val="28"/>
         </w:rPr>
-        <w:t xml:space="preserve">, H. (2019). National policies that connect ICT-based education reform to economic and social development. </w:t>
+        <w:t>, H. (20</w:t>
+      </w:r>
+      <w:r>
+        <w:rPr>
+          <w:rFonts w:ascii="Times New Roman" w:hAnsi="Times New Roman" w:cs="Times New Roman"/>
+          <w:sz w:val="28"/>
+          <w:szCs w:val="28"/>
+        </w:rPr>
+        <w:t>22</w:t>
+      </w:r>
+      <w:r>
+        <w:rPr>
+          <w:rFonts w:ascii="Times New Roman" w:hAnsi="Times New Roman" w:cs="Times New Roman"/>
+          <w:sz w:val="28"/>
+          <w:szCs w:val="28"/>
+        </w:rPr>
+        <w:t xml:space="preserve">). National policies that connect ICT-based education reform to economic and social development. </w:t>
       </w:r>
       <w:r>
         <w:rPr>
@@ -3262,7 +3792,23 @@
           <w:sz w:val="28"/>
           <w:szCs w:val="28"/>
         </w:rPr>
-        <w:t xml:space="preserve">, N. (2014).  Enhancing teaching and learning of science through use of ICT: Methods and materials. </w:t>
+        <w:t>, N. (20</w:t>
+      </w:r>
+      <w:r>
+        <w:rPr>
+          <w:rFonts w:ascii="Times New Roman" w:hAnsi="Times New Roman" w:cs="Times New Roman"/>
+          <w:sz w:val="28"/>
+          <w:szCs w:val="28"/>
+        </w:rPr>
+        <w:t>2</w:t>
+      </w:r>
+      <w:r>
+        <w:rPr>
+          <w:rFonts w:ascii="Times New Roman" w:hAnsi="Times New Roman" w:cs="Times New Roman"/>
+          <w:sz w:val="28"/>
+          <w:szCs w:val="28"/>
+        </w:rPr>
+        <w:t xml:space="preserve">4).  Enhancing teaching and learning of science through use of ICT: Methods and materials. </w:t>
       </w:r>
       <w:r>
         <w:rPr>
@@ -3309,7 +3855,23 @@
           <w:sz w:val="28"/>
           <w:szCs w:val="28"/>
         </w:rPr>
-        <w:t xml:space="preserve">, K. (2011).  Towards effective use of information and communication technology (ICT) for teaching in Nigerian colleges of education. </w:t>
+        <w:t>, K. (20</w:t>
+      </w:r>
+      <w:r>
+        <w:rPr>
+          <w:rFonts w:ascii="Times New Roman" w:hAnsi="Times New Roman" w:cs="Times New Roman"/>
+          <w:sz w:val="28"/>
+          <w:szCs w:val="28"/>
+        </w:rPr>
+        <w:t>22</w:t>
+      </w:r>
+      <w:r>
+        <w:rPr>
+          <w:rFonts w:ascii="Times New Roman" w:hAnsi="Times New Roman" w:cs="Times New Roman"/>
+          <w:sz w:val="28"/>
+          <w:szCs w:val="28"/>
+        </w:rPr>
+        <w:t xml:space="preserve">).  Towards effective use of information and communication technology (ICT) for teaching in Nigerian colleges of education. </w:t>
       </w:r>
       <w:r>
         <w:rPr>
@@ -3346,7 +3908,23 @@
           <w:sz w:val="28"/>
           <w:szCs w:val="28"/>
         </w:rPr>
-        <w:t xml:space="preserve">Lewis, E. (2013). National policies that connect ICT-based education reform to economic and social development. </w:t>
+        <w:t>Lewis, E. (20</w:t>
+      </w:r>
+      <w:r>
+        <w:rPr>
+          <w:rFonts w:ascii="Times New Roman" w:hAnsi="Times New Roman" w:cs="Times New Roman"/>
+          <w:sz w:val="28"/>
+          <w:szCs w:val="28"/>
+        </w:rPr>
+        <w:t>2</w:t>
+      </w:r>
+      <w:r>
+        <w:rPr>
+          <w:rFonts w:ascii="Times New Roman" w:hAnsi="Times New Roman" w:cs="Times New Roman"/>
+          <w:sz w:val="28"/>
+          <w:szCs w:val="28"/>
+        </w:rPr>
+        <w:t xml:space="preserve">3). National policies that connect ICT-based education reform to economic and social development. </w:t>
       </w:r>
       <w:r>
         <w:rPr>
@@ -3393,7 +3971,23 @@
           <w:sz w:val="28"/>
           <w:szCs w:val="28"/>
         </w:rPr>
-        <w:t xml:space="preserve">, N. (2011). Obstacles to the integration of ICT in education: results from a worldwide educational assessment. </w:t>
+        <w:t>, N. (20</w:t>
+      </w:r>
+      <w:r>
+        <w:rPr>
+          <w:rFonts w:ascii="Times New Roman" w:hAnsi="Times New Roman" w:cs="Times New Roman"/>
+          <w:sz w:val="28"/>
+          <w:szCs w:val="28"/>
+        </w:rPr>
+        <w:t>2</w:t>
+      </w:r>
+      <w:r>
+        <w:rPr>
+          <w:rFonts w:ascii="Times New Roman" w:hAnsi="Times New Roman" w:cs="Times New Roman"/>
+          <w:sz w:val="28"/>
+          <w:szCs w:val="28"/>
+        </w:rPr>
+        <w:t xml:space="preserve">1). Obstacles to the integration of ICT in education: results from a worldwide educational assessment. </w:t>
       </w:r>
       <w:r>
         <w:rPr>
@@ -3430,7 +4024,23 @@
           <w:sz w:val="28"/>
           <w:szCs w:val="28"/>
         </w:rPr>
-        <w:t xml:space="preserve">Richardson, F. (2006). Barriers to technology integration in a technology‐rich environment. </w:t>
+        <w:t>Richardson, F. (20</w:t>
+      </w:r>
+      <w:r>
+        <w:rPr>
+          <w:rFonts w:ascii="Times New Roman" w:hAnsi="Times New Roman" w:cs="Times New Roman"/>
+          <w:sz w:val="28"/>
+          <w:szCs w:val="28"/>
+        </w:rPr>
+        <w:t>22</w:t>
+      </w:r>
+      <w:r>
+        <w:rPr>
+          <w:rFonts w:ascii="Times New Roman" w:hAnsi="Times New Roman" w:cs="Times New Roman"/>
+          <w:sz w:val="28"/>
+          <w:szCs w:val="28"/>
+        </w:rPr>
+        <w:t xml:space="preserve">). Barriers to technology integration in a technology‐rich environment. </w:t>
       </w:r>
       <w:r>
         <w:rPr>
@@ -3486,7 +4096,23 @@
           <w:sz w:val="28"/>
           <w:szCs w:val="28"/>
         </w:rPr>
-        <w:t xml:space="preserve">, O. (2005). Web 2.0 tools for classrooms Applications. </w:t>
+        <w:t>, O. (20</w:t>
+      </w:r>
+      <w:r>
+        <w:rPr>
+          <w:rFonts w:ascii="Times New Roman" w:hAnsi="Times New Roman" w:cs="Times New Roman"/>
+          <w:sz w:val="28"/>
+          <w:szCs w:val="28"/>
+        </w:rPr>
+        <w:t>2</w:t>
+      </w:r>
+      <w:r>
+        <w:rPr>
+          <w:rFonts w:ascii="Times New Roman" w:hAnsi="Times New Roman" w:cs="Times New Roman"/>
+          <w:sz w:val="28"/>
+          <w:szCs w:val="28"/>
+        </w:rPr>
+        <w:t xml:space="preserve">5). Web 2.0 tools for classrooms Applications. </w:t>
       </w:r>
       <w:proofErr w:type="spellStart"/>
       <w:r>
@@ -3569,7 +4195,23 @@
           <w:sz w:val="28"/>
           <w:szCs w:val="28"/>
         </w:rPr>
-        <w:t xml:space="preserve">, K. (2005). ICT and curriculum change. </w:t>
+        <w:t>, K. (20</w:t>
+      </w:r>
+      <w:r>
+        <w:rPr>
+          <w:rFonts w:ascii="Times New Roman" w:hAnsi="Times New Roman" w:cs="Times New Roman"/>
+          <w:sz w:val="28"/>
+          <w:szCs w:val="28"/>
+        </w:rPr>
+        <w:t>2</w:t>
+      </w:r>
+      <w:r>
+        <w:rPr>
+          <w:rFonts w:ascii="Times New Roman" w:hAnsi="Times New Roman" w:cs="Times New Roman"/>
+          <w:sz w:val="28"/>
+          <w:szCs w:val="28"/>
+        </w:rPr>
+        <w:t xml:space="preserve">5). ICT and curriculum change. </w:t>
       </w:r>
       <w:r>
         <w:rPr>
@@ -3624,7 +4266,23 @@
           <w:sz w:val="28"/>
           <w:szCs w:val="28"/>
         </w:rPr>
-        <w:t xml:space="preserve">Watson, L. (2006).  </w:t>
+        <w:t>Watson, L. (20</w:t>
+      </w:r>
+      <w:r>
+        <w:rPr>
+          <w:rFonts w:ascii="Times New Roman" w:hAnsi="Times New Roman" w:cs="Times New Roman"/>
+          <w:sz w:val="28"/>
+          <w:szCs w:val="28"/>
+        </w:rPr>
+        <w:t>22</w:t>
+      </w:r>
+      <w:r>
+        <w:rPr>
+          <w:rFonts w:ascii="Times New Roman" w:hAnsi="Times New Roman" w:cs="Times New Roman"/>
+          <w:sz w:val="28"/>
+          <w:szCs w:val="28"/>
+        </w:rPr>
+        <w:t xml:space="preserve">).  </w:t>
       </w:r>
       <w:r>
         <w:rPr>
@@ -3641,9 +4299,25 @@
           <w:sz w:val="28"/>
           <w:szCs w:val="28"/>
         </w:rPr>
-        <w:t xml:space="preserve"> Retrieved 23rd October, 2021 from </w:t>
-      </w:r>
-      <w:hyperlink r:id="rId10" w:history="1">
+        <w:t xml:space="preserve"> Retrieved 23rd October, 202</w:t>
+      </w:r>
+      <w:r>
+        <w:rPr>
+          <w:rFonts w:ascii="Times New Roman" w:hAnsi="Times New Roman" w:cs="Times New Roman"/>
+          <w:sz w:val="28"/>
+          <w:szCs w:val="28"/>
+        </w:rPr>
+        <w:t>4</w:t>
+      </w:r>
+      <w:r>
+        <w:rPr>
+          <w:rFonts w:ascii="Times New Roman" w:hAnsi="Times New Roman" w:cs="Times New Roman"/>
+          <w:sz w:val="28"/>
+          <w:szCs w:val="28"/>
+        </w:rPr>
+        <w:t xml:space="preserve"> from </w:t>
+      </w:r>
+      <w:hyperlink r:id="rId9" w:history="1">
         <w:r>
           <w:rPr>
             <w:rStyle w:val="Hyperlink"/>
@@ -3675,9 +4349,9 @@
       </w:pPr>
     </w:p>
     <w:sectPr>
-      <w:footerReference w:type="default" r:id="rId11"/>
+      <w:footerReference w:type="default" r:id="rId10"/>
       <w:pgSz w:w="11906" w:h="16838" w:code="9"/>
-      <w:pgMar w:top="1440" w:right="1440" w:bottom="1440" w:left="1440" w:header="576" w:footer="432" w:gutter="0"/>
+      <w:pgMar w:top="1440" w:right="1286" w:bottom="1260" w:left="1440" w:header="576" w:footer="432" w:gutter="0"/>
       <w:pgNumType w:start="0"/>
       <w:cols w:space="720"/>
       <w:titlePg/>
@@ -3716,7 +4390,7 @@
 <w:ftr xmlns:wpc="http://schemas.microsoft.com/office/word/2010/wordprocessingCanvas" xmlns:cx="http://schemas.microsoft.com/office/drawing/2014/chartex" xmlns:cx1="http://schemas.microsoft.com/office/drawing/2015/9/8/chartex" xmlns:cx2="http://schemas.microsoft.com/office/drawing/2015/10/21/chartex" xmlns:cx3="http://schemas.microsoft.com/office/drawing/2016/5/9/chartex" xmlns:cx4="http://schemas.microsoft.com/office/drawing/2016/5/10/chartex" xmlns:cx5="http://schemas.microsoft.com/office/drawing/2016/5/11/chartex" xmlns:cx6="http://schemas.microsoft.com/office/drawing/2016/5/12/chartex" xmlns:cx7="http://schemas.microsoft.com/office/drawing/2016/5/13/chartex" xmlns:cx8="http://schemas.microsoft.com/office/drawing/2016/5/14/chartex" xmlns:mc="http://schemas.openxmlformats.org/markup-compatibility/2006" xmlns:aink="http://schemas.microsoft.com/office/drawing/2016/ink" xmlns:am3d="http://schemas.microsoft.com/office/drawing/2017/model3d" xmlns:o="urn:schemas-microsoft-com:office:office" xmlns:r="http://schemas.openxmlformats.org/officeDocument/2006/relationships" xmlns:m="http://schemas.openxmlformats.org/officeDocument/2006/math" xmlns:v="urn:schemas-microsoft-com:vml" xmlns:wp14="http://schemas.microsoft.com/office/word/2010/wordprocessingDrawing" xmlns:wp="http://schemas.openxmlformats.org/drawingml/2006/wordprocessingDrawing" xmlns:w10="urn:schemas-microsoft-com:office:word" xmlns:w="http://schemas.openxmlformats.org/wordprocessingml/2006/main" xmlns:w14="http://schemas.microsoft.com/office/word/2010/wordml" xmlns:w15="http://schemas.microsoft.com/office/word/2012/wordml" xmlns:w16cid="http://schemas.microsoft.com/office/word/2016/wordml/cid" xmlns:w16se="http://schemas.microsoft.com/office/word/2015/wordml/symex" xmlns:wpg="http://schemas.microsoft.com/office/word/2010/wordprocessingGroup" xmlns:wpi="http://schemas.microsoft.com/office/word/2010/wordprocessingInk" xmlns:wne="http://schemas.microsoft.com/office/word/2006/wordml" xmlns:wps="http://schemas.microsoft.com/office/word/2010/wordprocessingShape" mc:Ignorable="w14 w15 w16se w16cid wp14">
   <w:sdt>
     <w:sdtPr>
-      <w:id w:val="1770203099"/>
+      <w:id w:val="-2009431211"/>
       <w:docPartObj>
         <w:docPartGallery w:val="Page Numbers (Bottom of Page)"/>
         <w:docPartUnique/>
@@ -3793,16 +4467,239 @@
 <file path=word/numbering.xml><?xml version="1.0" encoding="utf-8"?>
 <w:numbering xmlns:wpc="http://schemas.microsoft.com/office/word/2010/wordprocessingCanvas" xmlns:cx="http://schemas.microsoft.com/office/drawing/2014/chartex" xmlns:cx1="http://schemas.microsoft.com/office/drawing/2015/9/8/chartex" xmlns:cx2="http://schemas.microsoft.com/office/drawing/2015/10/21/chartex" xmlns:cx3="http://schemas.microsoft.com/office/drawing/2016/5/9/chartex" xmlns:cx4="http://schemas.microsoft.com/office/drawing/2016/5/10/chartex" xmlns:cx5="http://schemas.microsoft.com/office/drawing/2016/5/11/chartex" xmlns:cx6="http://schemas.microsoft.com/office/drawing/2016/5/12/chartex" xmlns:cx7="http://schemas.microsoft.com/office/drawing/2016/5/13/chartex" xmlns:cx8="http://schemas.microsoft.com/office/drawing/2016/5/14/chartex" xmlns:mc="http://schemas.openxmlformats.org/markup-compatibility/2006" xmlns:aink="http://schemas.microsoft.com/office/drawing/2016/ink" xmlns:am3d="http://schemas.microsoft.com/office/drawing/2017/model3d" xmlns:o="urn:schemas-microsoft-com:office:office" xmlns:r="http://schemas.openxmlformats.org/officeDocument/2006/relationships" xmlns:m="http://schemas.openxmlformats.org/officeDocument/2006/math" xmlns:v="urn:schemas-microsoft-com:vml" xmlns:wp14="http://schemas.microsoft.com/office/word/2010/wordprocessingDrawing" xmlns:wp="http://schemas.openxmlformats.org/drawingml/2006/wordprocessingDrawing" xmlns:w10="urn:schemas-microsoft-com:office:word" xmlns:w="http://schemas.openxmlformats.org/wordprocessingml/2006/main" xmlns:w14="http://schemas.microsoft.com/office/word/2010/wordml" xmlns:w15="http://schemas.microsoft.com/office/word/2012/wordml" xmlns:w16cid="http://schemas.microsoft.com/office/word/2016/wordml/cid" xmlns:w16se="http://schemas.microsoft.com/office/word/2015/wordml/symex" xmlns:wpg="http://schemas.microsoft.com/office/word/2010/wordprocessingGroup" xmlns:wpi="http://schemas.microsoft.com/office/word/2010/wordprocessingInk" xmlns:wne="http://schemas.microsoft.com/office/word/2006/wordml" xmlns:wps="http://schemas.microsoft.com/office/word/2010/wordprocessingShape" mc:Ignorable="w14 w15 w16se w16cid wp14">
   <w:abstractNum w:abstractNumId="0" w15:restartNumberingAfterBreak="0">
+    <w:nsid w:val="04C12201"/>
+    <w:multiLevelType w:val="hybridMultilevel"/>
+    <w:tmpl w:val="3334BD84"/>
+    <w:lvl w:ilvl="0" w:tplc="9FBC6DDC">
+      <w:start w:val="7"/>
+      <w:numFmt w:val="bullet"/>
+      <w:lvlText w:val=""/>
+      <w:lvlJc w:val="left"/>
+      <w:pPr>
+        <w:ind w:left="720" w:hanging="360"/>
+      </w:pPr>
+      <w:rPr>
+        <w:rFonts w:ascii="Times New Roman" w:eastAsia="Times New Roman" w:hAnsi="Times New Roman" w:cs="Times New Roman" w:hint="default"/>
+      </w:rPr>
+    </w:lvl>
+    <w:lvl w:ilvl="1" w:tplc="08090003" w:tentative="1">
+      <w:start w:val="1"/>
+      <w:numFmt w:val="bullet"/>
+      <w:lvlText w:val="o"/>
+      <w:lvlJc w:val="left"/>
+      <w:pPr>
+        <w:ind w:left="1440" w:hanging="360"/>
+      </w:pPr>
+      <w:rPr>
+        <w:rFonts w:ascii="Courier New" w:hAnsi="Courier New" w:cs="Courier New" w:hint="default"/>
+      </w:rPr>
+    </w:lvl>
+    <w:lvl w:ilvl="2" w:tplc="08090005" w:tentative="1">
+      <w:start w:val="1"/>
+      <w:numFmt w:val="bullet"/>
+      <w:lvlText w:val=""/>
+      <w:lvlJc w:val="left"/>
+      <w:pPr>
+        <w:ind w:left="2160" w:hanging="360"/>
+      </w:pPr>
+      <w:rPr>
+        <w:rFonts w:ascii="Wingdings" w:hAnsi="Wingdings" w:hint="default"/>
+      </w:rPr>
+    </w:lvl>
+    <w:lvl w:ilvl="3" w:tplc="08090001" w:tentative="1">
+      <w:start w:val="1"/>
+      <w:numFmt w:val="bullet"/>
+      <w:lvlText w:val=""/>
+      <w:lvlJc w:val="left"/>
+      <w:pPr>
+        <w:ind w:left="2880" w:hanging="360"/>
+      </w:pPr>
+      <w:rPr>
+        <w:rFonts w:ascii="Symbol" w:hAnsi="Symbol" w:hint="default"/>
+      </w:rPr>
+    </w:lvl>
+    <w:lvl w:ilvl="4" w:tplc="08090003" w:tentative="1">
+      <w:start w:val="1"/>
+      <w:numFmt w:val="bullet"/>
+      <w:lvlText w:val="o"/>
+      <w:lvlJc w:val="left"/>
+      <w:pPr>
+        <w:ind w:left="3600" w:hanging="360"/>
+      </w:pPr>
+      <w:rPr>
+        <w:rFonts w:ascii="Courier New" w:hAnsi="Courier New" w:cs="Courier New" w:hint="default"/>
+      </w:rPr>
+    </w:lvl>
+    <w:lvl w:ilvl="5" w:tplc="08090005" w:tentative="1">
+      <w:start w:val="1"/>
+      <w:numFmt w:val="bullet"/>
+      <w:lvlText w:val=""/>
+      <w:lvlJc w:val="left"/>
+      <w:pPr>
+        <w:ind w:left="4320" w:hanging="360"/>
+      </w:pPr>
+      <w:rPr>
+        <w:rFonts w:ascii="Wingdings" w:hAnsi="Wingdings" w:hint="default"/>
+      </w:rPr>
+    </w:lvl>
+    <w:lvl w:ilvl="6" w:tplc="08090001" w:tentative="1">
+      <w:start w:val="1"/>
+      <w:numFmt w:val="bullet"/>
+      <w:lvlText w:val=""/>
+      <w:lvlJc w:val="left"/>
+      <w:pPr>
+        <w:ind w:left="5040" w:hanging="360"/>
+      </w:pPr>
+      <w:rPr>
+        <w:rFonts w:ascii="Symbol" w:hAnsi="Symbol" w:hint="default"/>
+      </w:rPr>
+    </w:lvl>
+    <w:lvl w:ilvl="7" w:tplc="08090003" w:tentative="1">
+      <w:start w:val="1"/>
+      <w:numFmt w:val="bullet"/>
+      <w:lvlText w:val="o"/>
+      <w:lvlJc w:val="left"/>
+      <w:pPr>
+        <w:ind w:left="5760" w:hanging="360"/>
+      </w:pPr>
+      <w:rPr>
+        <w:rFonts w:ascii="Courier New" w:hAnsi="Courier New" w:cs="Courier New" w:hint="default"/>
+      </w:rPr>
+    </w:lvl>
+    <w:lvl w:ilvl="8" w:tplc="08090005" w:tentative="1">
+      <w:start w:val="1"/>
+      <w:numFmt w:val="bullet"/>
+      <w:lvlText w:val=""/>
+      <w:lvlJc w:val="left"/>
+      <w:pPr>
+        <w:ind w:left="6480" w:hanging="360"/>
+      </w:pPr>
+      <w:rPr>
+        <w:rFonts w:ascii="Wingdings" w:hAnsi="Wingdings" w:hint="default"/>
+      </w:rPr>
+    </w:lvl>
+  </w:abstractNum>
+  <w:abstractNum w:abstractNumId="1" w15:restartNumberingAfterBreak="0">
+    <w:nsid w:val="0A7549C5"/>
+    <w:multiLevelType w:val="hybridMultilevel"/>
+    <w:tmpl w:val="80ACC472"/>
+    <w:lvl w:ilvl="0" w:tplc="0809001B">
+      <w:start w:val="1"/>
+      <w:numFmt w:val="lowerRoman"/>
+      <w:lvlText w:val="%1."/>
+      <w:lvlJc w:val="right"/>
+      <w:pPr>
+        <w:ind w:left="720" w:hanging="360"/>
+      </w:pPr>
+    </w:lvl>
+    <w:lvl w:ilvl="1" w:tplc="08090019" w:tentative="1">
+      <w:start w:val="1"/>
+      <w:numFmt w:val="lowerLetter"/>
+      <w:lvlText w:val="%2."/>
+      <w:lvlJc w:val="left"/>
+      <w:pPr>
+        <w:ind w:left="1440" w:hanging="360"/>
+      </w:pPr>
+    </w:lvl>
+    <w:lvl w:ilvl="2" w:tplc="0809001B" w:tentative="1">
+      <w:start w:val="1"/>
+      <w:numFmt w:val="lowerRoman"/>
+      <w:lvlText w:val="%3."/>
+      <w:lvlJc w:val="right"/>
+      <w:pPr>
+        <w:ind w:left="2160" w:hanging="180"/>
+      </w:pPr>
+    </w:lvl>
+    <w:lvl w:ilvl="3" w:tplc="0809000F" w:tentative="1">
+      <w:start w:val="1"/>
+      <w:numFmt w:val="decimal"/>
+      <w:lvlText w:val="%4."/>
+      <w:lvlJc w:val="left"/>
+      <w:pPr>
+        <w:ind w:left="2880" w:hanging="360"/>
+      </w:pPr>
+    </w:lvl>
+    <w:lvl w:ilvl="4" w:tplc="08090019" w:tentative="1">
+      <w:start w:val="1"/>
+      <w:numFmt w:val="lowerLetter"/>
+      <w:lvlText w:val="%5."/>
+      <w:lvlJc w:val="left"/>
+      <w:pPr>
+        <w:ind w:left="3600" w:hanging="360"/>
+      </w:pPr>
+    </w:lvl>
+    <w:lvl w:ilvl="5" w:tplc="0809001B" w:tentative="1">
+      <w:start w:val="1"/>
+      <w:numFmt w:val="lowerRoman"/>
+      <w:lvlText w:val="%6."/>
+      <w:lvlJc w:val="right"/>
+      <w:pPr>
+        <w:ind w:left="4320" w:hanging="180"/>
+      </w:pPr>
+    </w:lvl>
+    <w:lvl w:ilvl="6" w:tplc="0809000F" w:tentative="1">
+      <w:start w:val="1"/>
+      <w:numFmt w:val="decimal"/>
+      <w:lvlText w:val="%7."/>
+      <w:lvlJc w:val="left"/>
+      <w:pPr>
+        <w:ind w:left="5040" w:hanging="360"/>
+      </w:pPr>
+    </w:lvl>
+    <w:lvl w:ilvl="7" w:tplc="08090019" w:tentative="1">
+      <w:start w:val="1"/>
+      <w:numFmt w:val="lowerLetter"/>
+      <w:lvlText w:val="%8."/>
+      <w:lvlJc w:val="left"/>
+      <w:pPr>
+        <w:ind w:left="5760" w:hanging="360"/>
+      </w:pPr>
+    </w:lvl>
+    <w:lvl w:ilvl="8" w:tplc="0809001B" w:tentative="1">
+      <w:start w:val="1"/>
+      <w:numFmt w:val="lowerRoman"/>
+      <w:lvlText w:val="%9."/>
+      <w:lvlJc w:val="right"/>
+      <w:pPr>
+        <w:ind w:left="6480" w:hanging="180"/>
+      </w:pPr>
+    </w:lvl>
+  </w:abstractNum>
+  <w:abstractNum w:abstractNumId="2" w15:restartNumberingAfterBreak="0">
     <w:nsid w:val="13346E13"/>
     <w:multiLevelType w:val="hybridMultilevel"/>
-    <w:tmpl w:val="2D683E5E"/>
-    <w:lvl w:ilvl="0" w:tplc="0EAADD68">
+    <w:tmpl w:val="EC087D9C"/>
+    <w:lvl w:ilvl="0" w:tplc="67E2A630">
       <w:start w:val="1"/>
       <w:numFmt w:val="lowerLetter"/>
       <w:lvlText w:val="%1)"/>
       <w:lvlJc w:val="left"/>
       <w:pPr>
         <w:ind w:left="451"/>
+      </w:pPr>
+      <w:rPr>
+        <w:rFonts w:ascii="Times New Roman" w:eastAsia="Times New Roman" w:hAnsi="Times New Roman" w:cs="Times New Roman"/>
+        <w:b w:val="0"/>
+        <w:bCs/>
+        <w:i w:val="0"/>
+        <w:strike w:val="0"/>
+        <w:dstrike w:val="0"/>
+        <w:color w:val="000000"/>
+        <w:sz w:val="28"/>
+        <w:szCs w:val="24"/>
+        <w:u w:val="none" w:color="000000"/>
+        <w:bdr w:val="none" w:sz="0" w:space="0" w:color="auto"/>
+        <w:shd w:val="clear" w:color="auto" w:fill="auto"/>
+        <w:vertAlign w:val="baseline"/>
+      </w:rPr>
+    </w:lvl>
+    <w:lvl w:ilvl="1" w:tplc="A1C0DC1E">
+      <w:start w:val="1"/>
+      <w:numFmt w:val="lowerLetter"/>
+      <w:lvlText w:val="%2"/>
+      <w:lvlJc w:val="left"/>
+      <w:pPr>
+        <w:ind w:left="1080"/>
       </w:pPr>
       <w:rPr>
         <w:rFonts w:ascii="Times New Roman" w:eastAsia="Times New Roman" w:hAnsi="Times New Roman" w:cs="Times New Roman"/>
@@ -3820,13 +4717,13 @@
         <w:vertAlign w:val="baseline"/>
       </w:rPr>
     </w:lvl>
-    <w:lvl w:ilvl="1" w:tplc="A1C0DC1E">
-      <w:start w:val="1"/>
-      <w:numFmt w:val="lowerLetter"/>
-      <w:lvlText w:val="%2"/>
+    <w:lvl w:ilvl="2" w:tplc="1A801A5A">
+      <w:start w:val="1"/>
+      <w:numFmt w:val="lowerRoman"/>
+      <w:lvlText w:val="%3"/>
       <w:lvlJc w:val="left"/>
       <w:pPr>
-        <w:ind w:left="1080"/>
+        <w:ind w:left="1800"/>
       </w:pPr>
       <w:rPr>
         <w:rFonts w:ascii="Times New Roman" w:eastAsia="Times New Roman" w:hAnsi="Times New Roman" w:cs="Times New Roman"/>
@@ -3844,13 +4741,13 @@
         <w:vertAlign w:val="baseline"/>
       </w:rPr>
     </w:lvl>
-    <w:lvl w:ilvl="2" w:tplc="1A801A5A">
-      <w:start w:val="1"/>
-      <w:numFmt w:val="lowerRoman"/>
-      <w:lvlText w:val="%3"/>
+    <w:lvl w:ilvl="3" w:tplc="4DDA1C1C">
+      <w:start w:val="1"/>
+      <w:numFmt w:val="decimal"/>
+      <w:lvlText w:val="%4"/>
       <w:lvlJc w:val="left"/>
       <w:pPr>
-        <w:ind w:left="1800"/>
+        <w:ind w:left="2520"/>
       </w:pPr>
       <w:rPr>
         <w:rFonts w:ascii="Times New Roman" w:eastAsia="Times New Roman" w:hAnsi="Times New Roman" w:cs="Times New Roman"/>
@@ -3868,13 +4765,13 @@
         <w:vertAlign w:val="baseline"/>
       </w:rPr>
     </w:lvl>
-    <w:lvl w:ilvl="3" w:tplc="4DDA1C1C">
-      <w:start w:val="1"/>
-      <w:numFmt w:val="decimal"/>
-      <w:lvlText w:val="%4"/>
+    <w:lvl w:ilvl="4" w:tplc="C6485DC0">
+      <w:start w:val="1"/>
+      <w:numFmt w:val="lowerLetter"/>
+      <w:lvlText w:val="%5"/>
       <w:lvlJc w:val="left"/>
       <w:pPr>
-        <w:ind w:left="2520"/>
+        <w:ind w:left="3240"/>
       </w:pPr>
       <w:rPr>
         <w:rFonts w:ascii="Times New Roman" w:eastAsia="Times New Roman" w:hAnsi="Times New Roman" w:cs="Times New Roman"/>
@@ -3892,13 +4789,13 @@
         <w:vertAlign w:val="baseline"/>
       </w:rPr>
     </w:lvl>
-    <w:lvl w:ilvl="4" w:tplc="C6485DC0">
-      <w:start w:val="1"/>
-      <w:numFmt w:val="lowerLetter"/>
-      <w:lvlText w:val="%5"/>
+    <w:lvl w:ilvl="5" w:tplc="E248A22A">
+      <w:start w:val="1"/>
+      <w:numFmt w:val="lowerRoman"/>
+      <w:lvlText w:val="%6"/>
       <w:lvlJc w:val="left"/>
       <w:pPr>
-        <w:ind w:left="3240"/>
+        <w:ind w:left="3960"/>
       </w:pPr>
       <w:rPr>
         <w:rFonts w:ascii="Times New Roman" w:eastAsia="Times New Roman" w:hAnsi="Times New Roman" w:cs="Times New Roman"/>
@@ -3916,13 +4813,13 @@
         <w:vertAlign w:val="baseline"/>
       </w:rPr>
     </w:lvl>
-    <w:lvl w:ilvl="5" w:tplc="E248A22A">
-      <w:start w:val="1"/>
-      <w:numFmt w:val="lowerRoman"/>
-      <w:lvlText w:val="%6"/>
+    <w:lvl w:ilvl="6" w:tplc="9D0A093C">
+      <w:start w:val="1"/>
+      <w:numFmt w:val="decimal"/>
+      <w:lvlText w:val="%7"/>
       <w:lvlJc w:val="left"/>
       <w:pPr>
-        <w:ind w:left="3960"/>
+        <w:ind w:left="4680"/>
       </w:pPr>
       <w:rPr>
         <w:rFonts w:ascii="Times New Roman" w:eastAsia="Times New Roman" w:hAnsi="Times New Roman" w:cs="Times New Roman"/>
@@ -3940,13 +4837,13 @@
         <w:vertAlign w:val="baseline"/>
       </w:rPr>
     </w:lvl>
-    <w:lvl w:ilvl="6" w:tplc="9D0A093C">
-      <w:start w:val="1"/>
-      <w:numFmt w:val="decimal"/>
-      <w:lvlText w:val="%7"/>
+    <w:lvl w:ilvl="7" w:tplc="8BA26D1C">
+      <w:start w:val="1"/>
+      <w:numFmt w:val="lowerLetter"/>
+      <w:lvlText w:val="%8"/>
       <w:lvlJc w:val="left"/>
       <w:pPr>
-        <w:ind w:left="4680"/>
+        <w:ind w:left="5400"/>
       </w:pPr>
       <w:rPr>
         <w:rFonts w:ascii="Times New Roman" w:eastAsia="Times New Roman" w:hAnsi="Times New Roman" w:cs="Times New Roman"/>
@@ -3964,13 +4861,13 @@
         <w:vertAlign w:val="baseline"/>
       </w:rPr>
     </w:lvl>
-    <w:lvl w:ilvl="7" w:tplc="8BA26D1C">
-      <w:start w:val="1"/>
-      <w:numFmt w:val="lowerLetter"/>
-      <w:lvlText w:val="%8"/>
+    <w:lvl w:ilvl="8" w:tplc="31A6FCFA">
+      <w:start w:val="1"/>
+      <w:numFmt w:val="lowerRoman"/>
+      <w:lvlText w:val="%9"/>
       <w:lvlJc w:val="left"/>
       <w:pPr>
-        <w:ind w:left="5400"/>
+        <w:ind w:left="6120"/>
       </w:pPr>
       <w:rPr>
         <w:rFonts w:ascii="Times New Roman" w:eastAsia="Times New Roman" w:hAnsi="Times New Roman" w:cs="Times New Roman"/>
@@ -3988,32 +4885,94 @@
         <w:vertAlign w:val="baseline"/>
       </w:rPr>
     </w:lvl>
-    <w:lvl w:ilvl="8" w:tplc="31A6FCFA">
+  </w:abstractNum>
+  <w:abstractNum w:abstractNumId="3" w15:restartNumberingAfterBreak="0">
+    <w:nsid w:val="2A0C4B97"/>
+    <w:multiLevelType w:val="hybridMultilevel"/>
+    <w:tmpl w:val="5EECD99E"/>
+    <w:lvl w:ilvl="0" w:tplc="0809001B">
       <w:start w:val="1"/>
       <w:numFmt w:val="lowerRoman"/>
-      <w:lvlText w:val="%9"/>
+      <w:lvlText w:val="%1."/>
+      <w:lvlJc w:val="right"/>
+      <w:pPr>
+        <w:ind w:left="720" w:hanging="360"/>
+      </w:pPr>
+    </w:lvl>
+    <w:lvl w:ilvl="1" w:tplc="08090019" w:tentative="1">
+      <w:start w:val="1"/>
+      <w:numFmt w:val="lowerLetter"/>
+      <w:lvlText w:val="%2."/>
       <w:lvlJc w:val="left"/>
       <w:pPr>
-        <w:ind w:left="6120"/>
-      </w:pPr>
-      <w:rPr>
-        <w:rFonts w:ascii="Times New Roman" w:eastAsia="Times New Roman" w:hAnsi="Times New Roman" w:cs="Times New Roman"/>
-        <w:b/>
-        <w:bCs/>
-        <w:i w:val="0"/>
-        <w:strike w:val="0"/>
-        <w:dstrike w:val="0"/>
-        <w:color w:val="000000"/>
-        <w:sz w:val="24"/>
-        <w:szCs w:val="24"/>
-        <w:u w:val="none" w:color="000000"/>
-        <w:bdr w:val="none" w:sz="0" w:space="0" w:color="auto"/>
-        <w:shd w:val="clear" w:color="auto" w:fill="auto"/>
-        <w:vertAlign w:val="baseline"/>
-      </w:rPr>
+        <w:ind w:left="1440" w:hanging="360"/>
+      </w:pPr>
+    </w:lvl>
+    <w:lvl w:ilvl="2" w:tplc="0809001B" w:tentative="1">
+      <w:start w:val="1"/>
+      <w:numFmt w:val="lowerRoman"/>
+      <w:lvlText w:val="%3."/>
+      <w:lvlJc w:val="right"/>
+      <w:pPr>
+        <w:ind w:left="2160" w:hanging="180"/>
+      </w:pPr>
+    </w:lvl>
+    <w:lvl w:ilvl="3" w:tplc="0809000F" w:tentative="1">
+      <w:start w:val="1"/>
+      <w:numFmt w:val="decimal"/>
+      <w:lvlText w:val="%4."/>
+      <w:lvlJc w:val="left"/>
+      <w:pPr>
+        <w:ind w:left="2880" w:hanging="360"/>
+      </w:pPr>
+    </w:lvl>
+    <w:lvl w:ilvl="4" w:tplc="08090019" w:tentative="1">
+      <w:start w:val="1"/>
+      <w:numFmt w:val="lowerLetter"/>
+      <w:lvlText w:val="%5."/>
+      <w:lvlJc w:val="left"/>
+      <w:pPr>
+        <w:ind w:left="3600" w:hanging="360"/>
+      </w:pPr>
+    </w:lvl>
+    <w:lvl w:ilvl="5" w:tplc="0809001B" w:tentative="1">
+      <w:start w:val="1"/>
+      <w:numFmt w:val="lowerRoman"/>
+      <w:lvlText w:val="%6."/>
+      <w:lvlJc w:val="right"/>
+      <w:pPr>
+        <w:ind w:left="4320" w:hanging="180"/>
+      </w:pPr>
+    </w:lvl>
+    <w:lvl w:ilvl="6" w:tplc="0809000F" w:tentative="1">
+      <w:start w:val="1"/>
+      <w:numFmt w:val="decimal"/>
+      <w:lvlText w:val="%7."/>
+      <w:lvlJc w:val="left"/>
+      <w:pPr>
+        <w:ind w:left="5040" w:hanging="360"/>
+      </w:pPr>
+    </w:lvl>
+    <w:lvl w:ilvl="7" w:tplc="08090019" w:tentative="1">
+      <w:start w:val="1"/>
+      <w:numFmt w:val="lowerLetter"/>
+      <w:lvlText w:val="%8."/>
+      <w:lvlJc w:val="left"/>
+      <w:pPr>
+        <w:ind w:left="5760" w:hanging="360"/>
+      </w:pPr>
+    </w:lvl>
+    <w:lvl w:ilvl="8" w:tplc="0809001B" w:tentative="1">
+      <w:start w:val="1"/>
+      <w:numFmt w:val="lowerRoman"/>
+      <w:lvlText w:val="%9."/>
+      <w:lvlJc w:val="right"/>
+      <w:pPr>
+        <w:ind w:left="6480" w:hanging="180"/>
+      </w:pPr>
     </w:lvl>
   </w:abstractNum>
-  <w:abstractNum w:abstractNumId="1" w15:restartNumberingAfterBreak="0">
+  <w:abstractNum w:abstractNumId="4" w15:restartNumberingAfterBreak="0">
     <w:nsid w:val="3E1911BF"/>
     <w:multiLevelType w:val="hybridMultilevel"/>
     <w:tmpl w:val="06FC4332"/>
@@ -4225,7 +5184,7 @@
       </w:rPr>
     </w:lvl>
   </w:abstractNum>
-  <w:abstractNum w:abstractNumId="2" w15:restartNumberingAfterBreak="0">
+  <w:abstractNum w:abstractNumId="5" w15:restartNumberingAfterBreak="0">
     <w:nsid w:val="43B35B4F"/>
     <w:multiLevelType w:val="hybridMultilevel"/>
     <w:tmpl w:val="514EADD2"/>
@@ -4311,7 +5270,7 @@
       </w:pPr>
     </w:lvl>
   </w:abstractNum>
-  <w:abstractNum w:abstractNumId="3" w15:restartNumberingAfterBreak="0">
+  <w:abstractNum w:abstractNumId="6" w15:restartNumberingAfterBreak="0">
     <w:nsid w:val="45076F1F"/>
     <w:multiLevelType w:val="multilevel"/>
     <w:tmpl w:val="B0786264"/>
@@ -4424,16 +5383,230 @@
       </w:pPr>
     </w:lvl>
   </w:abstractNum>
+  <w:abstractNum w:abstractNumId="7" w15:restartNumberingAfterBreak="0">
+    <w:nsid w:val="51DC1EB9"/>
+    <w:multiLevelType w:val="hybridMultilevel"/>
+    <w:tmpl w:val="B97AEC72"/>
+    <w:lvl w:ilvl="0" w:tplc="08090001">
+      <w:start w:val="7"/>
+      <w:numFmt w:val="bullet"/>
+      <w:lvlText w:val=""/>
+      <w:lvlJc w:val="left"/>
+      <w:pPr>
+        <w:ind w:left="720" w:hanging="360"/>
+      </w:pPr>
+      <w:rPr>
+        <w:rFonts w:ascii="Symbol" w:eastAsia="Times New Roman" w:hAnsi="Symbol" w:cs="Times New Roman" w:hint="default"/>
+      </w:rPr>
+    </w:lvl>
+    <w:lvl w:ilvl="1" w:tplc="08090003" w:tentative="1">
+      <w:start w:val="1"/>
+      <w:numFmt w:val="bullet"/>
+      <w:lvlText w:val="o"/>
+      <w:lvlJc w:val="left"/>
+      <w:pPr>
+        <w:ind w:left="1440" w:hanging="360"/>
+      </w:pPr>
+      <w:rPr>
+        <w:rFonts w:ascii="Courier New" w:hAnsi="Courier New" w:cs="Courier New" w:hint="default"/>
+      </w:rPr>
+    </w:lvl>
+    <w:lvl w:ilvl="2" w:tplc="08090005" w:tentative="1">
+      <w:start w:val="1"/>
+      <w:numFmt w:val="bullet"/>
+      <w:lvlText w:val=""/>
+      <w:lvlJc w:val="left"/>
+      <w:pPr>
+        <w:ind w:left="2160" w:hanging="360"/>
+      </w:pPr>
+      <w:rPr>
+        <w:rFonts w:ascii="Wingdings" w:hAnsi="Wingdings" w:hint="default"/>
+      </w:rPr>
+    </w:lvl>
+    <w:lvl w:ilvl="3" w:tplc="08090001" w:tentative="1">
+      <w:start w:val="1"/>
+      <w:numFmt w:val="bullet"/>
+      <w:lvlText w:val=""/>
+      <w:lvlJc w:val="left"/>
+      <w:pPr>
+        <w:ind w:left="2880" w:hanging="360"/>
+      </w:pPr>
+      <w:rPr>
+        <w:rFonts w:ascii="Symbol" w:hAnsi="Symbol" w:hint="default"/>
+      </w:rPr>
+    </w:lvl>
+    <w:lvl w:ilvl="4" w:tplc="08090003" w:tentative="1">
+      <w:start w:val="1"/>
+      <w:numFmt w:val="bullet"/>
+      <w:lvlText w:val="o"/>
+      <w:lvlJc w:val="left"/>
+      <w:pPr>
+        <w:ind w:left="3600" w:hanging="360"/>
+      </w:pPr>
+      <w:rPr>
+        <w:rFonts w:ascii="Courier New" w:hAnsi="Courier New" w:cs="Courier New" w:hint="default"/>
+      </w:rPr>
+    </w:lvl>
+    <w:lvl w:ilvl="5" w:tplc="08090005" w:tentative="1">
+      <w:start w:val="1"/>
+      <w:numFmt w:val="bullet"/>
+      <w:lvlText w:val=""/>
+      <w:lvlJc w:val="left"/>
+      <w:pPr>
+        <w:ind w:left="4320" w:hanging="360"/>
+      </w:pPr>
+      <w:rPr>
+        <w:rFonts w:ascii="Wingdings" w:hAnsi="Wingdings" w:hint="default"/>
+      </w:rPr>
+    </w:lvl>
+    <w:lvl w:ilvl="6" w:tplc="08090001" w:tentative="1">
+      <w:start w:val="1"/>
+      <w:numFmt w:val="bullet"/>
+      <w:lvlText w:val=""/>
+      <w:lvlJc w:val="left"/>
+      <w:pPr>
+        <w:ind w:left="5040" w:hanging="360"/>
+      </w:pPr>
+      <w:rPr>
+        <w:rFonts w:ascii="Symbol" w:hAnsi="Symbol" w:hint="default"/>
+      </w:rPr>
+    </w:lvl>
+    <w:lvl w:ilvl="7" w:tplc="08090003" w:tentative="1">
+      <w:start w:val="1"/>
+      <w:numFmt w:val="bullet"/>
+      <w:lvlText w:val="o"/>
+      <w:lvlJc w:val="left"/>
+      <w:pPr>
+        <w:ind w:left="5760" w:hanging="360"/>
+      </w:pPr>
+      <w:rPr>
+        <w:rFonts w:ascii="Courier New" w:hAnsi="Courier New" w:cs="Courier New" w:hint="default"/>
+      </w:rPr>
+    </w:lvl>
+    <w:lvl w:ilvl="8" w:tplc="08090005" w:tentative="1">
+      <w:start w:val="1"/>
+      <w:numFmt w:val="bullet"/>
+      <w:lvlText w:val=""/>
+      <w:lvlJc w:val="left"/>
+      <w:pPr>
+        <w:ind w:left="6480" w:hanging="360"/>
+      </w:pPr>
+      <w:rPr>
+        <w:rFonts w:ascii="Wingdings" w:hAnsi="Wingdings" w:hint="default"/>
+      </w:rPr>
+    </w:lvl>
+  </w:abstractNum>
+  <w:abstractNum w:abstractNumId="8" w15:restartNumberingAfterBreak="0">
+    <w:nsid w:val="68D633FE"/>
+    <w:multiLevelType w:val="hybridMultilevel"/>
+    <w:tmpl w:val="8CC4A78C"/>
+    <w:lvl w:ilvl="0" w:tplc="0809001B">
+      <w:start w:val="1"/>
+      <w:numFmt w:val="lowerRoman"/>
+      <w:lvlText w:val="%1."/>
+      <w:lvlJc w:val="right"/>
+      <w:pPr>
+        <w:ind w:left="720" w:hanging="360"/>
+      </w:pPr>
+    </w:lvl>
+    <w:lvl w:ilvl="1" w:tplc="08090019" w:tentative="1">
+      <w:start w:val="1"/>
+      <w:numFmt w:val="lowerLetter"/>
+      <w:lvlText w:val="%2."/>
+      <w:lvlJc w:val="left"/>
+      <w:pPr>
+        <w:ind w:left="1440" w:hanging="360"/>
+      </w:pPr>
+    </w:lvl>
+    <w:lvl w:ilvl="2" w:tplc="0809001B" w:tentative="1">
+      <w:start w:val="1"/>
+      <w:numFmt w:val="lowerRoman"/>
+      <w:lvlText w:val="%3."/>
+      <w:lvlJc w:val="right"/>
+      <w:pPr>
+        <w:ind w:left="2160" w:hanging="180"/>
+      </w:pPr>
+    </w:lvl>
+    <w:lvl w:ilvl="3" w:tplc="0809000F" w:tentative="1">
+      <w:start w:val="1"/>
+      <w:numFmt w:val="decimal"/>
+      <w:lvlText w:val="%4."/>
+      <w:lvlJc w:val="left"/>
+      <w:pPr>
+        <w:ind w:left="2880" w:hanging="360"/>
+      </w:pPr>
+    </w:lvl>
+    <w:lvl w:ilvl="4" w:tplc="08090019" w:tentative="1">
+      <w:start w:val="1"/>
+      <w:numFmt w:val="lowerLetter"/>
+      <w:lvlText w:val="%5."/>
+      <w:lvlJc w:val="left"/>
+      <w:pPr>
+        <w:ind w:left="3600" w:hanging="360"/>
+      </w:pPr>
+    </w:lvl>
+    <w:lvl w:ilvl="5" w:tplc="0809001B" w:tentative="1">
+      <w:start w:val="1"/>
+      <w:numFmt w:val="lowerRoman"/>
+      <w:lvlText w:val="%6."/>
+      <w:lvlJc w:val="right"/>
+      <w:pPr>
+        <w:ind w:left="4320" w:hanging="180"/>
+      </w:pPr>
+    </w:lvl>
+    <w:lvl w:ilvl="6" w:tplc="0809000F" w:tentative="1">
+      <w:start w:val="1"/>
+      <w:numFmt w:val="decimal"/>
+      <w:lvlText w:val="%7."/>
+      <w:lvlJc w:val="left"/>
+      <w:pPr>
+        <w:ind w:left="5040" w:hanging="360"/>
+      </w:pPr>
+    </w:lvl>
+    <w:lvl w:ilvl="7" w:tplc="08090019" w:tentative="1">
+      <w:start w:val="1"/>
+      <w:numFmt w:val="lowerLetter"/>
+      <w:lvlText w:val="%8."/>
+      <w:lvlJc w:val="left"/>
+      <w:pPr>
+        <w:ind w:left="5760" w:hanging="360"/>
+      </w:pPr>
+    </w:lvl>
+    <w:lvl w:ilvl="8" w:tplc="0809001B" w:tentative="1">
+      <w:start w:val="1"/>
+      <w:numFmt w:val="lowerRoman"/>
+      <w:lvlText w:val="%9."/>
+      <w:lvlJc w:val="right"/>
+      <w:pPr>
+        <w:ind w:left="6480" w:hanging="180"/>
+      </w:pPr>
+    </w:lvl>
+  </w:abstractNum>
   <w:num w:numId="1">
+    <w:abstractNumId w:val="4"/>
+  </w:num>
+  <w:num w:numId="2">
+    <w:abstractNumId w:val="5"/>
+  </w:num>
+  <w:num w:numId="3">
+    <w:abstractNumId w:val="6"/>
+  </w:num>
+  <w:num w:numId="4">
+    <w:abstractNumId w:val="2"/>
+  </w:num>
+  <w:num w:numId="5">
     <w:abstractNumId w:val="1"/>
   </w:num>
-  <w:num w:numId="2">
-    <w:abstractNumId w:val="2"/>
+  <w:num w:numId="6">
+    <w:abstractNumId w:val="8"/>
   </w:num>
-  <w:num w:numId="3">
+  <w:num w:numId="7">
+    <w:abstractNumId w:val="7"/>
+  </w:num>
+  <w:num w:numId="8">
     <w:abstractNumId w:val="3"/>
   </w:num>
-  <w:num w:numId="4">
+  <w:num w:numId="9">
     <w:abstractNumId w:val="0"/>
   </w:num>
 </w:numbering>
@@ -4837,7 +6010,7 @@
   <w:style w:type="paragraph" w:default="1" w:styleId="Normal">
     <w:name w:val="Normal"/>
     <w:qFormat/>
-    <w:rsid w:val="000D5A50"/>
+    <w:rsid w:val="008169FA"/>
     <w:rPr>
       <w:lang w:val="en-GB"/>
     </w:rPr>
@@ -5168,6 +6341,17 @@
       <w:lang w:val="en-GB"/>
     </w:rPr>
   </w:style>
+  <w:style w:type="character" w:styleId="Strong">
+    <w:name w:val="Strong"/>
+    <w:basedOn w:val="DefaultParagraphFont"/>
+    <w:uiPriority w:val="22"/>
+    <w:qFormat/>
+    <w:rsid w:val="008169FA"/>
+    <w:rPr>
+      <w:b/>
+      <w:bCs/>
+    </w:rPr>
+  </w:style>
 </w:styles>
 </file>
 
